--- a/public/Chris-Thackrey-Resume.docx
+++ b/public/Chris-Thackrey-Resume.docx
@@ -128,13 +128,7 @@
         <w:rPr>
           <w:sz w:val="24"/>
         </w:rPr>
-        <w:t>|</w:t>
-      </w:r>
-      <w:r>
-        <w:rPr>
-          <w:sz w:val="24"/>
-        </w:rPr>
-        <w:t xml:space="preserve"> </w:t>
+        <w:t xml:space="preserve">| </w:t>
       </w:r>
       <w:hyperlink r:id="rId10" w:history="1">
         <w:r>
@@ -1110,11 +1104,12 @@
         <w:rPr>
           <w:b/>
           <w:bCs/>
+          <w:caps/>
           <w:color w:val="000000" w:themeColor="text1"/>
           <w:sz w:val="20"/>
           <w:szCs w:val="20"/>
         </w:rPr>
-        <w:t>CHIEF TECHNOLOGY OFFICER</w:t>
+        <w:t>Senior Software engineer</w:t>
       </w:r>
       <w:r>
         <w:rPr>
@@ -1124,18 +1119,7 @@
           <w:sz w:val="20"/>
           <w:szCs w:val="20"/>
         </w:rPr>
-        <w:t xml:space="preserve"> &amp; </w:t>
-      </w:r>
-      <w:r>
-        <w:rPr>
-          <w:b/>
-          <w:bCs/>
-          <w:caps/>
-          <w:color w:val="000000" w:themeColor="text1"/>
-          <w:sz w:val="20"/>
-          <w:szCs w:val="20"/>
-        </w:rPr>
-        <w:t>Senior Software engineer</w:t>
+        <w:tab/>
       </w:r>
       <w:r>
         <w:rPr>
@@ -1165,7 +1149,7 @@
           <w:sz w:val="20"/>
           <w:szCs w:val="20"/>
         </w:rPr>
-        <w:tab/>
+        <w:t xml:space="preserve">                                                          </w:t>
       </w:r>
       <w:r>
         <w:rPr>
@@ -1373,7 +1357,7 @@
           <w:sz w:val="20"/>
           <w:szCs w:val="20"/>
         </w:rPr>
-        <w:t>PRINCIPAL SOFTWARE ARCHITECT</w:t>
+        <w:t>SOFTWARE ENGINEER</w:t>
       </w:r>
       <w:r>
         <w:rPr>

--- a/public/Chris-Thackrey-Resume.docx
+++ b/public/Chris-Thackrey-Resume.docx
@@ -1216,6 +1216,30 @@
         </w:rPr>
         <w:t>College Station, TX</w:t>
       </w:r>
+      <w:r>
+        <w:rPr>
+          <w:b/>
+          <w:bCs/>
+          <w:color w:val="000000" w:themeColor="text1"/>
+          <w:sz w:val="20"/>
+          <w:szCs w:val="20"/>
+        </w:rPr>
+        <w:t xml:space="preserve">                                                                                                 Website: </w:t>
+      </w:r>
+      <w:hyperlink r:id="rId11" w:history="1">
+        <w:r>
+          <w:rPr>
+            <w:rStyle w:val="Hyperlink"/>
+            <w:b/>
+            <w:bCs/>
+            <w:color w:val="000000" w:themeColor="text1"/>
+            <w:sz w:val="20"/>
+            <w:szCs w:val="20"/>
+            <w:u w:val="none"/>
+          </w:rPr>
+          <w:t>celahealthcare.com</w:t>
+        </w:r>
+      </w:hyperlink>
     </w:p>
     <w:p>
       <w:pPr>
@@ -1240,7 +1264,25 @@
           <w:sz w:val="20"/>
           <w:szCs w:val="20"/>
         </w:rPr>
-        <w:t xml:space="preserve">Serve as a hands-on Senior Software Engineer and CTO, directing software architecture, AI engineering, application development, and technical execution while serving as the primary inventor of patented healthcare application technology. </w:t>
+        <w:t>Serv</w:t>
+      </w:r>
+      <w:r>
+        <w:rPr>
+          <w:i/>
+          <w:iCs/>
+          <w:sz w:val="20"/>
+          <w:szCs w:val="20"/>
+        </w:rPr>
+        <w:t>ing</w:t>
+      </w:r>
+      <w:r>
+        <w:rPr>
+          <w:i/>
+          <w:iCs/>
+          <w:sz w:val="20"/>
+          <w:szCs w:val="20"/>
+        </w:rPr>
+        <w:t xml:space="preserve"> as a hands-on Senior Software Engineer and CTO, directing software architecture, AI engineering, application development, and technical execution while serving as the primary inventor of patented healthcare application technology. </w:t>
       </w:r>
       <w:r>
         <w:rPr>
@@ -1357,6 +1399,16 @@
           <w:sz w:val="20"/>
           <w:szCs w:val="20"/>
         </w:rPr>
+        <w:t xml:space="preserve">AI </w:t>
+      </w:r>
+      <w:r>
+        <w:rPr>
+          <w:b/>
+          <w:bCs/>
+          <w:color w:val="000000" w:themeColor="text1"/>
+          <w:sz w:val="20"/>
+          <w:szCs w:val="20"/>
+        </w:rPr>
         <w:t>SOFTWARE ENGINEER</w:t>
       </w:r>
       <w:r>
@@ -1415,6 +1467,30 @@
         </w:rPr>
         <w:t>Silver Bow Technology Group, Dallas, TX</w:t>
       </w:r>
+      <w:r>
+        <w:rPr>
+          <w:b/>
+          <w:bCs/>
+          <w:color w:val="000000" w:themeColor="text1"/>
+          <w:sz w:val="20"/>
+          <w:szCs w:val="20"/>
+        </w:rPr>
+        <w:t xml:space="preserve">                                                                                                            Website: </w:t>
+      </w:r>
+      <w:hyperlink r:id="rId12" w:history="1">
+        <w:r>
+          <w:rPr>
+            <w:rStyle w:val="Hyperlink"/>
+            <w:b/>
+            <w:bCs/>
+            <w:color w:val="000000" w:themeColor="text1"/>
+            <w:sz w:val="20"/>
+            <w:szCs w:val="20"/>
+            <w:u w:val="none"/>
+          </w:rPr>
+          <w:t>silverbow.io</w:t>
+        </w:r>
+      </w:hyperlink>
     </w:p>
     <w:p>
       <w:pPr>
@@ -1555,6 +1631,34 @@
         </w:rPr>
         <w:t>Black Flag Design</w:t>
       </w:r>
+      <w:r>
+        <w:rPr>
+          <w:b/>
+          <w:bCs/>
+          <w:color w:val="000000" w:themeColor="text1"/>
+          <w:sz w:val="20"/>
+          <w:szCs w:val="20"/>
+        </w:rPr>
+        <w:t xml:space="preserve">                                                                                                                                                         Website: </w:t>
+      </w:r>
+      <w:hyperlink r:id="rId13" w:history="1">
+        <w:proofErr w:type="spellStart"/>
+        <w:proofErr w:type="gramStart"/>
+        <w:r>
+          <w:rPr>
+            <w:rStyle w:val="Hyperlink"/>
+            <w:b/>
+            <w:bCs/>
+            <w:color w:val="000000" w:themeColor="text1"/>
+            <w:sz w:val="20"/>
+            <w:szCs w:val="20"/>
+            <w:u w:val="none"/>
+          </w:rPr>
+          <w:t>bfd.studio</w:t>
+        </w:r>
+        <w:proofErr w:type="spellEnd"/>
+        <w:proofErr w:type="gramEnd"/>
+      </w:hyperlink>
     </w:p>
     <w:p>
       <w:pPr>
@@ -2778,7 +2882,30 @@
           <w:sz w:val="20"/>
           <w:szCs w:val="20"/>
         </w:rPr>
-        <w:tab/>
+        <w:t xml:space="preserve"> | </w:t>
+      </w:r>
+      <w:hyperlink r:id="rId14" w:history="1">
+        <w:r>
+          <w:rPr>
+            <w:rStyle w:val="Hyperlink"/>
+            <w:b/>
+            <w:bCs/>
+            <w:color w:val="000000" w:themeColor="text1"/>
+            <w:sz w:val="20"/>
+            <w:szCs w:val="20"/>
+            <w:u w:val="none"/>
+          </w:rPr>
+          <w:t>lineagecrm.com</w:t>
+        </w:r>
+      </w:hyperlink>
+      <w:r>
+        <w:rPr>
+          <w:rStyle w:val="Hyperlink"/>
+          <w:bCs/>
+          <w:color w:val="000000" w:themeColor="text1"/>
+          <w:u w:val="none"/>
+        </w:rPr>
+        <w:t xml:space="preserve">                     </w:t>
       </w:r>
       <w:r>
         <w:rPr>
@@ -3311,8 +3438,8 @@
       </w:pPr>
     </w:p>
     <w:sectPr>
-      <w:headerReference w:type="default" r:id="rId11"/>
-      <w:footerReference w:type="first" r:id="rId12"/>
+      <w:headerReference w:type="default" r:id="rId15"/>
+      <w:footerReference w:type="first" r:id="rId16"/>
       <w:pgSz w:w="12240" w:h="15840"/>
       <w:pgMar w:top="540" w:right="665" w:bottom="0" w:left="720" w:header="432" w:footer="432" w:gutter="0"/>
       <w:cols w:space="720"/>

--- a/public/Chris-Thackrey-Resume.docx
+++ b/public/Chris-Thackrey-Resume.docx
@@ -1554,7 +1554,6 @@
           <w:szCs w:val="20"/>
         </w:rPr>
         <w:tab/>
-        <w:t xml:space="preserve"> </w:t>
       </w:r>
       <w:r>
         <w:rPr>
@@ -1564,7 +1563,7 @@
           <w:sz w:val="20"/>
           <w:szCs w:val="20"/>
         </w:rPr>
-        <w:t>JAN</w:t>
+        <w:t>N</w:t>
       </w:r>
       <w:r>
         <w:rPr>
@@ -1574,7 +1573,7 @@
           <w:sz w:val="20"/>
           <w:szCs w:val="20"/>
         </w:rPr>
-        <w:t xml:space="preserve"> 202</w:t>
+        <w:t>OV</w:t>
       </w:r>
       <w:r>
         <w:rPr>
@@ -1584,7 +1583,17 @@
           <w:sz w:val="20"/>
           <w:szCs w:val="20"/>
         </w:rPr>
-        <w:t>4</w:t>
+        <w:t xml:space="preserve"> 202</w:t>
+      </w:r>
+      <w:r>
+        <w:rPr>
+          <w:b/>
+          <w:bCs/>
+          <w:color w:val="000000" w:themeColor="text1"/>
+          <w:sz w:val="20"/>
+          <w:szCs w:val="20"/>
+        </w:rPr>
+        <w:t>3</w:t>
       </w:r>
       <w:r>
         <w:rPr>

--- a/public/Chris-Thackrey-Resume.docx
+++ b/public/Chris-Thackrey-Resume.docx
@@ -1563,17 +1563,7 @@
           <w:sz w:val="20"/>
           <w:szCs w:val="20"/>
         </w:rPr>
-        <w:t>N</w:t>
-      </w:r>
-      <w:r>
-        <w:rPr>
-          <w:b/>
-          <w:bCs/>
-          <w:color w:val="000000" w:themeColor="text1"/>
-          <w:sz w:val="20"/>
-          <w:szCs w:val="20"/>
-        </w:rPr>
-        <w:t>OV</w:t>
+        <w:t>DEC</w:t>
       </w:r>
       <w:r>
         <w:rPr>

--- a/public/Chris-Thackrey-Resume.docx
+++ b/public/Chris-Thackrey-Resume.docx
@@ -1603,7 +1603,7 @@
           <w:sz w:val="20"/>
           <w:szCs w:val="20"/>
         </w:rPr>
-        <w:t>MAR  2025</w:t>
+        <w:t>MAR 2025</w:t>
       </w:r>
     </w:p>
     <w:p>

--- a/public/Chris-Thackrey-Resume.docx
+++ b/public/Chris-Thackrey-Resume.docx
@@ -311,9 +311,6 @@
           <w:ilvl w:val="0"/>
           <w:numId w:val="22"/>
         </w:numPr>
-        <w:pBdr>
-          <w:bottom w:val="single" w:sz="12" w:space="1" w:color="002060"/>
-        </w:pBdr>
         <w:spacing w:before="60" w:after="60" w:line="240" w:lineRule="auto"/>
         <w:ind w:left="360"/>
         <w:contextualSpacing w:val="0"/>
@@ -341,9 +338,6 @@
           <w:ilvl w:val="0"/>
           <w:numId w:val="22"/>
         </w:numPr>
-        <w:pBdr>
-          <w:bottom w:val="single" w:sz="12" w:space="1" w:color="002060"/>
-        </w:pBdr>
         <w:spacing w:before="60" w:after="60" w:line="240" w:lineRule="auto"/>
         <w:ind w:left="360"/>
         <w:contextualSpacing w:val="0"/>
@@ -379,9 +373,6 @@
           <w:ilvl w:val="0"/>
           <w:numId w:val="22"/>
         </w:numPr>
-        <w:pBdr>
-          <w:bottom w:val="single" w:sz="12" w:space="1" w:color="002060"/>
-        </w:pBdr>
         <w:spacing w:before="60" w:after="60" w:line="240" w:lineRule="auto"/>
         <w:ind w:left="360"/>
         <w:contextualSpacing w:val="0"/>
@@ -420,23 +411,13 @@
     </w:p>
     <w:p>
       <w:pPr>
-        <w:pBdr>
-          <w:bottom w:val="single" w:sz="12" w:space="1" w:color="002060"/>
-        </w:pBdr>
-        <w:spacing w:before="120" w:after="120" w:line="240" w:lineRule="auto"/>
-        <w:ind w:left="0" w:firstLine="0"/>
-        <w:jc w:val="center"/>
-        <w:outlineLvl w:val="1"/>
-        <w:rPr>
-          <w:b/>
-          <w:color w:val="002060"/>
-          <w:sz w:val="24"/>
-        </w:rPr>
-      </w:pPr>
-      <w:r>
-        <w:rPr>
-          <w:b/>
-          <w:color w:val="002060"/>
+        <w:pStyle w:val="Heading1"/>
+        <w:spacing w:before="120"/>
+        <w:ind w:right="0"/>
+        <w:divId w:val="1971475768"/>
+      </w:pPr>
+      <w:r>
+        <w:rPr>
           <w:sz w:val="24"/>
         </w:rPr>
         <w:t>TECHNICAL SKILLS</w:t>
@@ -1264,7 +1245,7 @@
           <w:sz w:val="20"/>
           <w:szCs w:val="20"/>
         </w:rPr>
-        <w:t>Serv</w:t>
+        <w:t>H</w:t>
       </w:r>
       <w:r>
         <w:rPr>
@@ -1273,7 +1254,7 @@
           <w:sz w:val="20"/>
           <w:szCs w:val="20"/>
         </w:rPr>
-        <w:t>ing</w:t>
+        <w:t>ands-on Senior Software Engineer</w:t>
       </w:r>
       <w:r>
         <w:rPr>
@@ -1282,7 +1263,7 @@
           <w:sz w:val="20"/>
           <w:szCs w:val="20"/>
         </w:rPr>
-        <w:t xml:space="preserve"> as a hands-on Senior Software Engineer and CTO, directing software architecture, AI engineering, application development, and technical execution while serving as the primary inventor of patented healthcare application technology. </w:t>
+        <w:t xml:space="preserve"> </w:t>
       </w:r>
       <w:r>
         <w:rPr>
@@ -1291,7 +1272,171 @@
           <w:sz w:val="20"/>
           <w:szCs w:val="20"/>
         </w:rPr>
-        <w:t>Lead technology strategy and hands-on engineering for a healthcare technology startup, overseeing product architecture, application development, technical execution, and multidisciplinary engineering initiatives.</w:t>
+        <w:t>and CTO</w:t>
+      </w:r>
+      <w:r>
+        <w:rPr>
+          <w:i/>
+          <w:iCs/>
+          <w:sz w:val="20"/>
+          <w:szCs w:val="20"/>
+        </w:rPr>
+        <w:t xml:space="preserve"> for healthcare technology startup</w:t>
+      </w:r>
+      <w:r>
+        <w:rPr>
+          <w:i/>
+          <w:iCs/>
+          <w:sz w:val="20"/>
+          <w:szCs w:val="20"/>
+        </w:rPr>
+        <w:t xml:space="preserve">, directing software </w:t>
+      </w:r>
+      <w:r>
+        <w:rPr>
+          <w:i/>
+          <w:iCs/>
+          <w:sz w:val="20"/>
+          <w:szCs w:val="20"/>
+        </w:rPr>
+        <w:t xml:space="preserve">strategy and </w:t>
+      </w:r>
+      <w:r>
+        <w:rPr>
+          <w:i/>
+          <w:iCs/>
+          <w:sz w:val="20"/>
+          <w:szCs w:val="20"/>
+        </w:rPr>
+        <w:t>architecture, AI engineering, application development, and technical execution</w:t>
+      </w:r>
+      <w:r>
+        <w:rPr>
+          <w:i/>
+          <w:iCs/>
+          <w:sz w:val="20"/>
+          <w:szCs w:val="20"/>
+        </w:rPr>
+        <w:t xml:space="preserve"> to successfully deploy the </w:t>
+      </w:r>
+      <w:proofErr w:type="spellStart"/>
+      <w:r>
+        <w:rPr>
+          <w:i/>
+          <w:iCs/>
+          <w:sz w:val="20"/>
+          <w:szCs w:val="20"/>
+        </w:rPr>
+        <w:t>HeroID</w:t>
+      </w:r>
+      <w:proofErr w:type="spellEnd"/>
+      <w:r>
+        <w:rPr>
+          <w:i/>
+          <w:iCs/>
+          <w:sz w:val="20"/>
+          <w:szCs w:val="20"/>
+        </w:rPr>
+        <w:t xml:space="preserve"> interactive mobile app</w:t>
+      </w:r>
+      <w:r>
+        <w:rPr>
+          <w:i/>
+          <w:iCs/>
+          <w:sz w:val="20"/>
+          <w:szCs w:val="20"/>
+        </w:rPr>
+        <w:t xml:space="preserve"> c</w:t>
+      </w:r>
+      <w:r>
+        <w:rPr>
+          <w:i/>
+          <w:iCs/>
+          <w:sz w:val="20"/>
+          <w:szCs w:val="20"/>
+        </w:rPr>
+        <w:t>oordinat</w:t>
+      </w:r>
+      <w:r>
+        <w:rPr>
+          <w:i/>
+          <w:iCs/>
+          <w:sz w:val="20"/>
+          <w:szCs w:val="20"/>
+        </w:rPr>
+        <w:t>ing</w:t>
+      </w:r>
+      <w:r>
+        <w:rPr>
+          <w:i/>
+          <w:iCs/>
+          <w:sz w:val="20"/>
+          <w:szCs w:val="20"/>
+        </w:rPr>
+        <w:t xml:space="preserve"> </w:t>
+      </w:r>
+      <w:r>
+        <w:rPr>
+          <w:i/>
+          <w:iCs/>
+          <w:sz w:val="20"/>
+          <w:szCs w:val="20"/>
+        </w:rPr>
+        <w:t xml:space="preserve">efforts of </w:t>
+      </w:r>
+      <w:r>
+        <w:rPr>
+          <w:i/>
+          <w:iCs/>
+          <w:sz w:val="20"/>
+          <w:szCs w:val="20"/>
+        </w:rPr>
+        <w:t xml:space="preserve">a multi-disciplinary team </w:t>
+      </w:r>
+      <w:r>
+        <w:rPr>
+          <w:i/>
+          <w:iCs/>
+          <w:sz w:val="20"/>
+          <w:szCs w:val="20"/>
+        </w:rPr>
+        <w:t>and the p</w:t>
+      </w:r>
+      <w:r>
+        <w:rPr>
+          <w:i/>
+          <w:iCs/>
+          <w:sz w:val="20"/>
+          <w:szCs w:val="20"/>
+        </w:rPr>
+        <w:t>rimary contributor to</w:t>
+      </w:r>
+      <w:r>
+        <w:rPr>
+          <w:i/>
+          <w:iCs/>
+          <w:sz w:val="20"/>
+          <w:szCs w:val="20"/>
+        </w:rPr>
+        <w:t xml:space="preserve"> </w:t>
+      </w:r>
+      <w:r>
+        <w:rPr>
+          <w:i/>
+          <w:iCs/>
+          <w:sz w:val="20"/>
+          <w:szCs w:val="20"/>
+        </w:rPr>
+        <w:t xml:space="preserve">the </w:t>
+      </w:r>
+      <w:r>
+        <w:rPr>
+          <w:i/>
+          <w:iCs/>
+          <w:sz w:val="20"/>
+          <w:szCs w:val="20"/>
+        </w:rPr>
+        <w:t>patented healthcare application technology.</w:t>
       </w:r>
     </w:p>
     <w:p>
@@ -1371,7 +1516,21 @@
           <w:sz w:val="20"/>
           <w:szCs w:val="20"/>
         </w:rPr>
-        <w:t>Drive research and development of proprietary healthcare application capabilities, applying emerging technologies and systems-level thinking to address complex technical challenges.</w:t>
+        <w:t>Driv</w:t>
+      </w:r>
+      <w:r>
+        <w:rPr>
+          <w:sz w:val="20"/>
+          <w:szCs w:val="20"/>
+        </w:rPr>
+        <w:t>e</w:t>
+      </w:r>
+      <w:r>
+        <w:rPr>
+          <w:sz w:val="20"/>
+          <w:szCs w:val="20"/>
+        </w:rPr>
+        <w:t xml:space="preserve"> research and development of proprietary healthcare application capabilities, applying emerging technologies and systems-level thinking to address complex technical challenges.</w:t>
       </w:r>
     </w:p>
     <w:p>
@@ -1746,14 +1905,14 @@
         <w:outlineLvl w:val="1"/>
         <w:rPr>
           <w:b/>
-          <w:color w:val="auto"/>
+          <w:color w:val="002060"/>
           <w:sz w:val="24"/>
         </w:rPr>
       </w:pPr>
       <w:r>
         <w:rPr>
           <w:b/>
-          <w:color w:val="auto"/>
+          <w:color w:val="002060"/>
           <w:sz w:val="24"/>
         </w:rPr>
         <w:t>SOFTWARE ENGINEERING PROJECTS</w:t>
@@ -1800,7 +1959,7 @@
           <w:sz w:val="20"/>
           <w:szCs w:val="20"/>
         </w:rPr>
-        <w:t xml:space="preserve"> AI DEVELOPMENT AND RESEARCH TOOL</w:t>
+        <w:t>AI DEVELOPMENT AND RESEARCH TOOL</w:t>
       </w:r>
       <w:r>
         <w:rPr>
@@ -2447,27 +2606,7 @@
           <w:sz w:val="20"/>
           <w:szCs w:val="20"/>
         </w:rPr>
-        <w:t xml:space="preserve"> evaluators measuring correctness, </w:t>
-      </w:r>
-      <w:proofErr w:type="spellStart"/>
-      <w:r>
-        <w:rPr>
-          <w:color w:val="auto"/>
-          <w:kern w:val="0"/>
-          <w:sz w:val="20"/>
-          <w:szCs w:val="20"/>
-        </w:rPr>
-        <w:t>groundedness</w:t>
-      </w:r>
-      <w:proofErr w:type="spellEnd"/>
-      <w:r>
-        <w:rPr>
-          <w:color w:val="auto"/>
-          <w:kern w:val="0"/>
-          <w:sz w:val="20"/>
-          <w:szCs w:val="20"/>
-        </w:rPr>
-        <w:t>, document relevance, schema validity, and processing time.</w:t>
+        <w:t xml:space="preserve"> evaluators measuring correctness, groundedness, document relevance, schema validity, and processing time.</w:t>
       </w:r>
       <w:r>
         <w:rPr>
@@ -3149,7 +3288,7 @@
     </w:p>
     <w:p>
       <w:pPr>
-        <w:spacing w:before="120" w:after="0" w:line="240" w:lineRule="auto"/>
+        <w:spacing w:after="0" w:line="240" w:lineRule="auto"/>
         <w:ind w:left="0" w:firstLine="0"/>
         <w:jc w:val="both"/>
         <w:rPr>
@@ -3187,7 +3326,7 @@
     </w:p>
     <w:p>
       <w:pPr>
-        <w:spacing w:before="60" w:after="0" w:line="240" w:lineRule="auto"/>
+        <w:spacing w:after="0" w:line="240" w:lineRule="auto"/>
         <w:ind w:left="0" w:firstLine="0"/>
         <w:jc w:val="both"/>
         <w:rPr>
@@ -3277,12 +3416,30 @@
           <w:sz w:val="20"/>
           <w:szCs w:val="20"/>
         </w:rPr>
-        <w:t xml:space="preserve"> | 35 hours toward Master’s Degree in Architecture, GPA 3.5/4.0</w:t>
+        <w:t xml:space="preserve"> | 35 hours toward </w:t>
+      </w:r>
+      <w:proofErr w:type="gramStart"/>
+      <w:r>
+        <w:rPr>
+          <w:color w:val="auto"/>
+          <w:sz w:val="20"/>
+          <w:szCs w:val="20"/>
+        </w:rPr>
+        <w:t>Master’s Degree in Architecture</w:t>
+      </w:r>
+      <w:proofErr w:type="gramEnd"/>
+      <w:r>
+        <w:rPr>
+          <w:color w:val="auto"/>
+          <w:sz w:val="20"/>
+          <w:szCs w:val="20"/>
+        </w:rPr>
+        <w:t>, GPA 3.5/4.0</w:t>
       </w:r>
     </w:p>
     <w:p>
       <w:pPr>
-        <w:spacing w:before="60" w:after="0" w:line="240" w:lineRule="auto"/>
+        <w:spacing w:after="0" w:line="240" w:lineRule="auto"/>
         <w:ind w:left="0"/>
         <w:jc w:val="both"/>
         <w:rPr>
@@ -3337,7 +3494,7 @@
     </w:p>
     <w:p>
       <w:pPr>
-        <w:spacing w:before="60" w:after="0" w:line="240" w:lineRule="auto"/>
+        <w:spacing w:after="0" w:line="240" w:lineRule="auto"/>
         <w:ind w:left="0"/>
         <w:jc w:val="both"/>
         <w:rPr>
@@ -3421,26 +3578,15 @@
         <w:t xml:space="preserve"> </w:t>
       </w:r>
     </w:p>
-    <w:p>
-      <w:pPr>
-        <w:spacing w:before="60" w:after="0" w:line="240" w:lineRule="auto"/>
-        <w:ind w:left="0"/>
-        <w:jc w:val="both"/>
-        <w:rPr>
-          <w:strike/>
-          <w:color w:val="auto"/>
-          <w:spacing w:val="-4"/>
-          <w:kern w:val="0"/>
-          <w:sz w:val="20"/>
-          <w:szCs w:val="20"/>
-        </w:rPr>
-      </w:pPr>
-    </w:p>
     <w:sectPr>
-      <w:headerReference w:type="default" r:id="rId15"/>
-      <w:footerReference w:type="first" r:id="rId16"/>
+      <w:headerReference w:type="even" r:id="rId15"/>
+      <w:headerReference w:type="default" r:id="rId16"/>
+      <w:footerReference w:type="even" r:id="rId17"/>
+      <w:footerReference w:type="default" r:id="rId18"/>
+      <w:headerReference w:type="first" r:id="rId19"/>
+      <w:footerReference w:type="first" r:id="rId20"/>
       <w:pgSz w:w="12240" w:h="15840"/>
-      <w:pgMar w:top="540" w:right="665" w:bottom="0" w:left="720" w:header="432" w:footer="432" w:gutter="0"/>
+      <w:pgMar w:top="504" w:right="662" w:bottom="173" w:left="720" w:header="432" w:footer="432" w:gutter="0"/>
       <w:cols w:space="720"/>
       <w:titlePg/>
       <w:docGrid w:linePitch="299"/>
@@ -3479,6 +3625,26 @@
   <w:p>
     <w:pPr>
       <w:pStyle w:val="Footer"/>
+    </w:pPr>
+  </w:p>
+</w:ftr>
+</file>
+
+<file path=word/footer2.xml><?xml version="1.0" encoding="utf-8"?>
+<w:ftr xmlns:wpc="http://schemas.microsoft.com/office/word/2010/wordprocessingCanvas" xmlns:cx="http://schemas.microsoft.com/office/drawing/2014/chartex" xmlns:cx1="http://schemas.microsoft.com/office/drawing/2015/9/8/chartex" xmlns:cx2="http://schemas.microsoft.com/office/drawing/2015/10/21/chartex" xmlns:cx3="http://schemas.microsoft.com/office/drawing/2016/5/9/chartex" xmlns:cx4="http://schemas.microsoft.com/office/drawing/2016/5/10/chartex" xmlns:cx5="http://schemas.microsoft.com/office/drawing/2016/5/11/chartex" xmlns:cx6="http://schemas.microsoft.com/office/drawing/2016/5/12/chartex" xmlns:cx7="http://schemas.microsoft.com/office/drawing/2016/5/13/chartex" xmlns:cx8="http://schemas.microsoft.com/office/drawing/2016/5/14/chartex" xmlns:mc="http://schemas.openxmlformats.org/markup-compatibility/2006" xmlns:m="http://schemas.openxmlformats.org/officeDocument/2006/math" xmlns:aink="http://schemas.microsoft.com/office/drawing/2016/ink" xmlns:am3d="http://schemas.microsoft.com/office/drawing/2017/model3d" xmlns:oel="http://schemas.microsoft.com/office/2019/extlst" xmlns:r="http://schemas.openxmlformats.org/officeDocument/2006/relationships" xmlns:wp14="http://schemas.microsoft.com/office/word/2010/wordprocessingDrawing" xmlns:wp="http://schemas.openxmlformats.org/drawingml/2006/wordprocessingDrawing" xmlns:wpg="http://schemas.microsoft.com/office/word/2010/wordprocessingGroup" xmlns:wpi="http://schemas.microsoft.com/office/word/2010/wordprocessingInk" xmlns:wps="http://schemas.microsoft.com/office/word/2010/wordprocessingShape" xmlns:o="urn:schemas-microsoft-com:office:office" xmlns:v="urn:schemas-microsoft-com:vml" xmlns:w10="urn:schemas-microsoft-com:office:word" xmlns:w="http://schemas.openxmlformats.org/wordprocessingml/2006/main" xmlns:w14="http://schemas.microsoft.com/office/word/2010/wordml" xmlns:w15="http://schemas.microsoft.com/office/word/2012/wordml" xmlns:w16cex="http://schemas.microsoft.com/office/word/2018/wordml/cex" xmlns:w16cid="http://schemas.microsoft.com/office/word/2016/wordml/cid" xmlns:w16="http://schemas.microsoft.com/office/word/2018/wordml" xmlns:w16sdtdh="http://schemas.microsoft.com/office/word/2020/wordml/sdtdatahash" xmlns:w16sdtfl="http://schemas.microsoft.com/office/word/2024/wordml/sdtformatlock" xmlns:w16se="http://schemas.microsoft.com/office/word/2015/wordml/symex" xmlns:w16du="http://schemas.microsoft.com/office/word/2023/wordml/word16du" xmlns:wne="http://schemas.microsoft.com/office/word/2006/wordml" mc:Ignorable="w14 w15 w16se w16cid w16 w16cex w16sdtdh w16sdtfl w16du wp14">
+  <w:p>
+    <w:pPr>
+      <w:pStyle w:val="Footer"/>
+    </w:pPr>
+  </w:p>
+</w:ftr>
+</file>
+
+<file path=word/footer3.xml><?xml version="1.0" encoding="utf-8"?>
+<w:ftr xmlns:wpc="http://schemas.microsoft.com/office/word/2010/wordprocessingCanvas" xmlns:cx="http://schemas.microsoft.com/office/drawing/2014/chartex" xmlns:cx1="http://schemas.microsoft.com/office/drawing/2015/9/8/chartex" xmlns:cx2="http://schemas.microsoft.com/office/drawing/2015/10/21/chartex" xmlns:cx3="http://schemas.microsoft.com/office/drawing/2016/5/9/chartex" xmlns:cx4="http://schemas.microsoft.com/office/drawing/2016/5/10/chartex" xmlns:cx5="http://schemas.microsoft.com/office/drawing/2016/5/11/chartex" xmlns:cx6="http://schemas.microsoft.com/office/drawing/2016/5/12/chartex" xmlns:cx7="http://schemas.microsoft.com/office/drawing/2016/5/13/chartex" xmlns:cx8="http://schemas.microsoft.com/office/drawing/2016/5/14/chartex" xmlns:mc="http://schemas.openxmlformats.org/markup-compatibility/2006" xmlns:m="http://schemas.openxmlformats.org/officeDocument/2006/math" xmlns:aink="http://schemas.microsoft.com/office/drawing/2016/ink" xmlns:am3d="http://schemas.microsoft.com/office/drawing/2017/model3d" xmlns:oel="http://schemas.microsoft.com/office/2019/extlst" xmlns:r="http://schemas.openxmlformats.org/officeDocument/2006/relationships" xmlns:wp14="http://schemas.microsoft.com/office/word/2010/wordprocessingDrawing" xmlns:wp="http://schemas.openxmlformats.org/drawingml/2006/wordprocessingDrawing" xmlns:wpg="http://schemas.microsoft.com/office/word/2010/wordprocessingGroup" xmlns:wpi="http://schemas.microsoft.com/office/word/2010/wordprocessingInk" xmlns:wps="http://schemas.microsoft.com/office/word/2010/wordprocessingShape" xmlns:o="urn:schemas-microsoft-com:office:office" xmlns:v="urn:schemas-microsoft-com:vml" xmlns:w10="urn:schemas-microsoft-com:office:word" xmlns:w="http://schemas.openxmlformats.org/wordprocessingml/2006/main" xmlns:w14="http://schemas.microsoft.com/office/word/2010/wordml" xmlns:w15="http://schemas.microsoft.com/office/word/2012/wordml" xmlns:w16cex="http://schemas.microsoft.com/office/word/2018/wordml/cex" xmlns:w16cid="http://schemas.microsoft.com/office/word/2016/wordml/cid" xmlns:w16="http://schemas.microsoft.com/office/word/2018/wordml" xmlns:w16sdtdh="http://schemas.microsoft.com/office/word/2020/wordml/sdtdatahash" xmlns:w16sdtfl="http://schemas.microsoft.com/office/word/2024/wordml/sdtformatlock" xmlns:w16se="http://schemas.microsoft.com/office/word/2015/wordml/symex" xmlns:w16du="http://schemas.microsoft.com/office/word/2023/wordml/word16du" xmlns:wne="http://schemas.microsoft.com/office/word/2006/wordml" mc:Ignorable="w14 w15 w16se w16cid w16 w16cex w16sdtdh w16sdtfl w16du wp14">
+  <w:p>
+    <w:pPr>
+      <w:pStyle w:val="Footer"/>
       <w:jc w:val="right"/>
       <w:rPr>
         <w:i/>
@@ -3529,6 +3695,16 @@
 <w:hdr xmlns:wpc="http://schemas.microsoft.com/office/word/2010/wordprocessingCanvas" xmlns:cx="http://schemas.microsoft.com/office/drawing/2014/chartex" xmlns:cx1="http://schemas.microsoft.com/office/drawing/2015/9/8/chartex" xmlns:cx2="http://schemas.microsoft.com/office/drawing/2015/10/21/chartex" xmlns:cx3="http://schemas.microsoft.com/office/drawing/2016/5/9/chartex" xmlns:cx4="http://schemas.microsoft.com/office/drawing/2016/5/10/chartex" xmlns:cx5="http://schemas.microsoft.com/office/drawing/2016/5/11/chartex" xmlns:cx6="http://schemas.microsoft.com/office/drawing/2016/5/12/chartex" xmlns:cx7="http://schemas.microsoft.com/office/drawing/2016/5/13/chartex" xmlns:cx8="http://schemas.microsoft.com/office/drawing/2016/5/14/chartex" xmlns:mc="http://schemas.openxmlformats.org/markup-compatibility/2006" xmlns:m="http://schemas.openxmlformats.org/officeDocument/2006/math" xmlns:aink="http://schemas.microsoft.com/office/drawing/2016/ink" xmlns:am3d="http://schemas.microsoft.com/office/drawing/2017/model3d" xmlns:oel="http://schemas.microsoft.com/office/2019/extlst" xmlns:r="http://schemas.openxmlformats.org/officeDocument/2006/relationships" xmlns:wp14="http://schemas.microsoft.com/office/word/2010/wordprocessingDrawing" xmlns:wp="http://schemas.openxmlformats.org/drawingml/2006/wordprocessingDrawing" xmlns:wpg="http://schemas.microsoft.com/office/word/2010/wordprocessingGroup" xmlns:wpi="http://schemas.microsoft.com/office/word/2010/wordprocessingInk" xmlns:wps="http://schemas.microsoft.com/office/word/2010/wordprocessingShape" xmlns:o="urn:schemas-microsoft-com:office:office" xmlns:v="urn:schemas-microsoft-com:vml" xmlns:w10="urn:schemas-microsoft-com:office:word" xmlns:w="http://schemas.openxmlformats.org/wordprocessingml/2006/main" xmlns:w14="http://schemas.microsoft.com/office/word/2010/wordml" xmlns:w15="http://schemas.microsoft.com/office/word/2012/wordml" xmlns:w16cex="http://schemas.microsoft.com/office/word/2018/wordml/cex" xmlns:w16cid="http://schemas.microsoft.com/office/word/2016/wordml/cid" xmlns:w16="http://schemas.microsoft.com/office/word/2018/wordml" xmlns:w16sdtdh="http://schemas.microsoft.com/office/word/2020/wordml/sdtdatahash" xmlns:w16sdtfl="http://schemas.microsoft.com/office/word/2024/wordml/sdtformatlock" xmlns:w16se="http://schemas.microsoft.com/office/word/2015/wordml/symex" xmlns:w16du="http://schemas.microsoft.com/office/word/2023/wordml/word16du" xmlns:wne="http://schemas.microsoft.com/office/word/2006/wordml" mc:Ignorable="w14 w15 w16se w16cid w16 w16cex w16sdtdh w16sdtfl w16du wp14">
   <w:p>
     <w:pPr>
+      <w:pStyle w:val="Header"/>
+    </w:pPr>
+  </w:p>
+</w:hdr>
+</file>
+
+<file path=word/header2.xml><?xml version="1.0" encoding="utf-8"?>
+<w:hdr xmlns:wpc="http://schemas.microsoft.com/office/word/2010/wordprocessingCanvas" xmlns:cx="http://schemas.microsoft.com/office/drawing/2014/chartex" xmlns:cx1="http://schemas.microsoft.com/office/drawing/2015/9/8/chartex" xmlns:cx2="http://schemas.microsoft.com/office/drawing/2015/10/21/chartex" xmlns:cx3="http://schemas.microsoft.com/office/drawing/2016/5/9/chartex" xmlns:cx4="http://schemas.microsoft.com/office/drawing/2016/5/10/chartex" xmlns:cx5="http://schemas.microsoft.com/office/drawing/2016/5/11/chartex" xmlns:cx6="http://schemas.microsoft.com/office/drawing/2016/5/12/chartex" xmlns:cx7="http://schemas.microsoft.com/office/drawing/2016/5/13/chartex" xmlns:cx8="http://schemas.microsoft.com/office/drawing/2016/5/14/chartex" xmlns:mc="http://schemas.openxmlformats.org/markup-compatibility/2006" xmlns:m="http://schemas.openxmlformats.org/officeDocument/2006/math" xmlns:aink="http://schemas.microsoft.com/office/drawing/2016/ink" xmlns:am3d="http://schemas.microsoft.com/office/drawing/2017/model3d" xmlns:oel="http://schemas.microsoft.com/office/2019/extlst" xmlns:r="http://schemas.openxmlformats.org/officeDocument/2006/relationships" xmlns:wp14="http://schemas.microsoft.com/office/word/2010/wordprocessingDrawing" xmlns:wp="http://schemas.openxmlformats.org/drawingml/2006/wordprocessingDrawing" xmlns:wpg="http://schemas.microsoft.com/office/word/2010/wordprocessingGroup" xmlns:wpi="http://schemas.microsoft.com/office/word/2010/wordprocessingInk" xmlns:wps="http://schemas.microsoft.com/office/word/2010/wordprocessingShape" xmlns:o="urn:schemas-microsoft-com:office:office" xmlns:v="urn:schemas-microsoft-com:vml" xmlns:w10="urn:schemas-microsoft-com:office:word" xmlns:w="http://schemas.openxmlformats.org/wordprocessingml/2006/main" xmlns:w14="http://schemas.microsoft.com/office/word/2010/wordml" xmlns:w15="http://schemas.microsoft.com/office/word/2012/wordml" xmlns:w16cex="http://schemas.microsoft.com/office/word/2018/wordml/cex" xmlns:w16cid="http://schemas.microsoft.com/office/word/2016/wordml/cid" xmlns:w16="http://schemas.microsoft.com/office/word/2018/wordml" xmlns:w16sdtdh="http://schemas.microsoft.com/office/word/2020/wordml/sdtdatahash" xmlns:w16sdtfl="http://schemas.microsoft.com/office/word/2024/wordml/sdtformatlock" xmlns:w16se="http://schemas.microsoft.com/office/word/2015/wordml/symex" xmlns:w16du="http://schemas.microsoft.com/office/word/2023/wordml/word16du" xmlns:wne="http://schemas.microsoft.com/office/word/2006/wordml" mc:Ignorable="w14 w15 w16se w16cid w16 w16cex w16sdtdh w16sdtfl w16du wp14">
+  <w:p>
+    <w:pPr>
       <w:pBdr>
         <w:bottom w:val="single" w:sz="12" w:space="1" w:color="002060"/>
       </w:pBdr>
@@ -3635,6 +3811,16 @@
       <w:tab/>
       <w:t>Page 2</w:t>
     </w:r>
+  </w:p>
+</w:hdr>
+</file>
+
+<file path=word/header3.xml><?xml version="1.0" encoding="utf-8"?>
+<w:hdr xmlns:wpc="http://schemas.microsoft.com/office/word/2010/wordprocessingCanvas" xmlns:cx="http://schemas.microsoft.com/office/drawing/2014/chartex" xmlns:cx1="http://schemas.microsoft.com/office/drawing/2015/9/8/chartex" xmlns:cx2="http://schemas.microsoft.com/office/drawing/2015/10/21/chartex" xmlns:cx3="http://schemas.microsoft.com/office/drawing/2016/5/9/chartex" xmlns:cx4="http://schemas.microsoft.com/office/drawing/2016/5/10/chartex" xmlns:cx5="http://schemas.microsoft.com/office/drawing/2016/5/11/chartex" xmlns:cx6="http://schemas.microsoft.com/office/drawing/2016/5/12/chartex" xmlns:cx7="http://schemas.microsoft.com/office/drawing/2016/5/13/chartex" xmlns:cx8="http://schemas.microsoft.com/office/drawing/2016/5/14/chartex" xmlns:mc="http://schemas.openxmlformats.org/markup-compatibility/2006" xmlns:m="http://schemas.openxmlformats.org/officeDocument/2006/math" xmlns:aink="http://schemas.microsoft.com/office/drawing/2016/ink" xmlns:am3d="http://schemas.microsoft.com/office/drawing/2017/model3d" xmlns:oel="http://schemas.microsoft.com/office/2019/extlst" xmlns:r="http://schemas.openxmlformats.org/officeDocument/2006/relationships" xmlns:wp14="http://schemas.microsoft.com/office/word/2010/wordprocessingDrawing" xmlns:wp="http://schemas.openxmlformats.org/drawingml/2006/wordprocessingDrawing" xmlns:wpg="http://schemas.microsoft.com/office/word/2010/wordprocessingGroup" xmlns:wpi="http://schemas.microsoft.com/office/word/2010/wordprocessingInk" xmlns:wps="http://schemas.microsoft.com/office/word/2010/wordprocessingShape" xmlns:o="urn:schemas-microsoft-com:office:office" xmlns:v="urn:schemas-microsoft-com:vml" xmlns:w10="urn:schemas-microsoft-com:office:word" xmlns:w="http://schemas.openxmlformats.org/wordprocessingml/2006/main" xmlns:w14="http://schemas.microsoft.com/office/word/2010/wordml" xmlns:w15="http://schemas.microsoft.com/office/word/2012/wordml" xmlns:w16cex="http://schemas.microsoft.com/office/word/2018/wordml/cex" xmlns:w16cid="http://schemas.microsoft.com/office/word/2016/wordml/cid" xmlns:w16="http://schemas.microsoft.com/office/word/2018/wordml" xmlns:w16sdtdh="http://schemas.microsoft.com/office/word/2020/wordml/sdtdatahash" xmlns:w16sdtfl="http://schemas.microsoft.com/office/word/2024/wordml/sdtformatlock" xmlns:w16se="http://schemas.microsoft.com/office/word/2015/wordml/symex" xmlns:w16du="http://schemas.microsoft.com/office/word/2023/wordml/word16du" xmlns:wne="http://schemas.microsoft.com/office/word/2006/wordml" mc:Ignorable="w14 w15 w16se w16cid w16 w16cex w16sdtdh w16sdtfl w16du wp14">
+  <w:p>
+    <w:pPr>
+      <w:pStyle w:val="Header"/>
+    </w:pPr>
   </w:p>
 </w:hdr>
 </file>
@@ -5043,6 +5229,155 @@
     </w:lvl>
   </w:abstractNum>
   <w:abstractNum w:abstractNumId="10" w15:restartNumberingAfterBreak="0">
+    <w:nsid w:val="36A04978"/>
+    <w:multiLevelType w:val="multilevel"/>
+    <w:tmpl w:val="7E70FEDC"/>
+    <w:lvl w:ilvl="0">
+      <w:start w:val="1"/>
+      <w:numFmt w:val="bullet"/>
+      <w:lvlText w:val=""/>
+      <w:lvlJc w:val="left"/>
+      <w:pPr>
+        <w:tabs>
+          <w:tab w:val="num" w:pos="720"/>
+        </w:tabs>
+        <w:ind w:left="720" w:hanging="360"/>
+      </w:pPr>
+      <w:rPr>
+        <w:rFonts w:ascii="Wingdings" w:hAnsi="Wingdings" w:hint="default"/>
+        <w:sz w:val="20"/>
+      </w:rPr>
+    </w:lvl>
+    <w:lvl w:ilvl="1" w:tentative="1">
+      <w:start w:val="1"/>
+      <w:numFmt w:val="bullet"/>
+      <w:lvlText w:val=""/>
+      <w:lvlJc w:val="left"/>
+      <w:pPr>
+        <w:tabs>
+          <w:tab w:val="num" w:pos="1440"/>
+        </w:tabs>
+        <w:ind w:left="1440" w:hanging="360"/>
+      </w:pPr>
+      <w:rPr>
+        <w:rFonts w:ascii="Wingdings" w:hAnsi="Wingdings" w:hint="default"/>
+        <w:sz w:val="20"/>
+      </w:rPr>
+    </w:lvl>
+    <w:lvl w:ilvl="2" w:tentative="1">
+      <w:start w:val="1"/>
+      <w:numFmt w:val="bullet"/>
+      <w:lvlText w:val=""/>
+      <w:lvlJc w:val="left"/>
+      <w:pPr>
+        <w:tabs>
+          <w:tab w:val="num" w:pos="2160"/>
+        </w:tabs>
+        <w:ind w:left="2160" w:hanging="360"/>
+      </w:pPr>
+      <w:rPr>
+        <w:rFonts w:ascii="Wingdings" w:hAnsi="Wingdings" w:hint="default"/>
+        <w:sz w:val="20"/>
+      </w:rPr>
+    </w:lvl>
+    <w:lvl w:ilvl="3" w:tentative="1">
+      <w:start w:val="1"/>
+      <w:numFmt w:val="bullet"/>
+      <w:lvlText w:val=""/>
+      <w:lvlJc w:val="left"/>
+      <w:pPr>
+        <w:tabs>
+          <w:tab w:val="num" w:pos="2880"/>
+        </w:tabs>
+        <w:ind w:left="2880" w:hanging="360"/>
+      </w:pPr>
+      <w:rPr>
+        <w:rFonts w:ascii="Wingdings" w:hAnsi="Wingdings" w:hint="default"/>
+        <w:sz w:val="20"/>
+      </w:rPr>
+    </w:lvl>
+    <w:lvl w:ilvl="4" w:tentative="1">
+      <w:start w:val="1"/>
+      <w:numFmt w:val="bullet"/>
+      <w:lvlText w:val=""/>
+      <w:lvlJc w:val="left"/>
+      <w:pPr>
+        <w:tabs>
+          <w:tab w:val="num" w:pos="3600"/>
+        </w:tabs>
+        <w:ind w:left="3600" w:hanging="360"/>
+      </w:pPr>
+      <w:rPr>
+        <w:rFonts w:ascii="Wingdings" w:hAnsi="Wingdings" w:hint="default"/>
+        <w:sz w:val="20"/>
+      </w:rPr>
+    </w:lvl>
+    <w:lvl w:ilvl="5" w:tentative="1">
+      <w:start w:val="1"/>
+      <w:numFmt w:val="bullet"/>
+      <w:lvlText w:val=""/>
+      <w:lvlJc w:val="left"/>
+      <w:pPr>
+        <w:tabs>
+          <w:tab w:val="num" w:pos="4320"/>
+        </w:tabs>
+        <w:ind w:left="4320" w:hanging="360"/>
+      </w:pPr>
+      <w:rPr>
+        <w:rFonts w:ascii="Wingdings" w:hAnsi="Wingdings" w:hint="default"/>
+        <w:sz w:val="20"/>
+      </w:rPr>
+    </w:lvl>
+    <w:lvl w:ilvl="6" w:tentative="1">
+      <w:start w:val="1"/>
+      <w:numFmt w:val="bullet"/>
+      <w:lvlText w:val=""/>
+      <w:lvlJc w:val="left"/>
+      <w:pPr>
+        <w:tabs>
+          <w:tab w:val="num" w:pos="5040"/>
+        </w:tabs>
+        <w:ind w:left="5040" w:hanging="360"/>
+      </w:pPr>
+      <w:rPr>
+        <w:rFonts w:ascii="Wingdings" w:hAnsi="Wingdings" w:hint="default"/>
+        <w:sz w:val="20"/>
+      </w:rPr>
+    </w:lvl>
+    <w:lvl w:ilvl="7" w:tentative="1">
+      <w:start w:val="1"/>
+      <w:numFmt w:val="bullet"/>
+      <w:lvlText w:val=""/>
+      <w:lvlJc w:val="left"/>
+      <w:pPr>
+        <w:tabs>
+          <w:tab w:val="num" w:pos="5760"/>
+        </w:tabs>
+        <w:ind w:left="5760" w:hanging="360"/>
+      </w:pPr>
+      <w:rPr>
+        <w:rFonts w:ascii="Wingdings" w:hAnsi="Wingdings" w:hint="default"/>
+        <w:sz w:val="20"/>
+      </w:rPr>
+    </w:lvl>
+    <w:lvl w:ilvl="8" w:tentative="1">
+      <w:start w:val="1"/>
+      <w:numFmt w:val="bullet"/>
+      <w:lvlText w:val=""/>
+      <w:lvlJc w:val="left"/>
+      <w:pPr>
+        <w:tabs>
+          <w:tab w:val="num" w:pos="6480"/>
+        </w:tabs>
+        <w:ind w:left="6480" w:hanging="360"/>
+      </w:pPr>
+      <w:rPr>
+        <w:rFonts w:ascii="Wingdings" w:hAnsi="Wingdings" w:hint="default"/>
+        <w:sz w:val="20"/>
+      </w:rPr>
+    </w:lvl>
+  </w:abstractNum>
+  <w:abstractNum w:abstractNumId="11" w15:restartNumberingAfterBreak="0">
     <w:nsid w:val="38D86F41"/>
     <w:multiLevelType w:val="multilevel"/>
     <w:tmpl w:val="ABA443F4"/>
@@ -5191,7 +5526,7 @@
       </w:rPr>
     </w:lvl>
   </w:abstractNum>
-  <w:abstractNum w:abstractNumId="11" w15:restartNumberingAfterBreak="0">
+  <w:abstractNum w:abstractNumId="12" w15:restartNumberingAfterBreak="0">
     <w:nsid w:val="39547B9C"/>
     <w:multiLevelType w:val="hybridMultilevel"/>
     <w:tmpl w:val="4260B7A8"/>
@@ -5312,7 +5647,7 @@
       </w:rPr>
     </w:lvl>
   </w:abstractNum>
-  <w:abstractNum w:abstractNumId="12" w15:restartNumberingAfterBreak="0">
+  <w:abstractNum w:abstractNumId="13" w15:restartNumberingAfterBreak="0">
     <w:nsid w:val="4440176D"/>
     <w:multiLevelType w:val="multilevel"/>
     <w:tmpl w:val="C84EE622"/>
@@ -5461,7 +5796,7 @@
       </w:rPr>
     </w:lvl>
   </w:abstractNum>
-  <w:abstractNum w:abstractNumId="13" w15:restartNumberingAfterBreak="0">
+  <w:abstractNum w:abstractNumId="14" w15:restartNumberingAfterBreak="0">
     <w:nsid w:val="4DB97AB1"/>
     <w:multiLevelType w:val="multilevel"/>
     <w:tmpl w:val="8C5ACB4C"/>
@@ -5617,7 +5952,156 @@
       </w:rPr>
     </w:lvl>
   </w:abstractNum>
-  <w:abstractNum w:abstractNumId="14" w15:restartNumberingAfterBreak="0">
+  <w:abstractNum w:abstractNumId="15" w15:restartNumberingAfterBreak="0">
+    <w:nsid w:val="50156B86"/>
+    <w:multiLevelType w:val="multilevel"/>
+    <w:tmpl w:val="7E90B7D0"/>
+    <w:lvl w:ilvl="0">
+      <w:start w:val="1"/>
+      <w:numFmt w:val="bullet"/>
+      <w:lvlText w:val=""/>
+      <w:lvlJc w:val="left"/>
+      <w:pPr>
+        <w:tabs>
+          <w:tab w:val="num" w:pos="720"/>
+        </w:tabs>
+        <w:ind w:left="720" w:hanging="360"/>
+      </w:pPr>
+      <w:rPr>
+        <w:rFonts w:ascii="Symbol" w:hAnsi="Symbol" w:hint="default"/>
+        <w:sz w:val="20"/>
+      </w:rPr>
+    </w:lvl>
+    <w:lvl w:ilvl="1" w:tentative="1">
+      <w:start w:val="1"/>
+      <w:numFmt w:val="bullet"/>
+      <w:lvlText w:val=""/>
+      <w:lvlJc w:val="left"/>
+      <w:pPr>
+        <w:tabs>
+          <w:tab w:val="num" w:pos="1440"/>
+        </w:tabs>
+        <w:ind w:left="1440" w:hanging="360"/>
+      </w:pPr>
+      <w:rPr>
+        <w:rFonts w:ascii="Symbol" w:hAnsi="Symbol" w:hint="default"/>
+        <w:sz w:val="20"/>
+      </w:rPr>
+    </w:lvl>
+    <w:lvl w:ilvl="2" w:tentative="1">
+      <w:start w:val="1"/>
+      <w:numFmt w:val="bullet"/>
+      <w:lvlText w:val=""/>
+      <w:lvlJc w:val="left"/>
+      <w:pPr>
+        <w:tabs>
+          <w:tab w:val="num" w:pos="2160"/>
+        </w:tabs>
+        <w:ind w:left="2160" w:hanging="360"/>
+      </w:pPr>
+      <w:rPr>
+        <w:rFonts w:ascii="Symbol" w:hAnsi="Symbol" w:hint="default"/>
+        <w:sz w:val="20"/>
+      </w:rPr>
+    </w:lvl>
+    <w:lvl w:ilvl="3" w:tentative="1">
+      <w:start w:val="1"/>
+      <w:numFmt w:val="bullet"/>
+      <w:lvlText w:val=""/>
+      <w:lvlJc w:val="left"/>
+      <w:pPr>
+        <w:tabs>
+          <w:tab w:val="num" w:pos="2880"/>
+        </w:tabs>
+        <w:ind w:left="2880" w:hanging="360"/>
+      </w:pPr>
+      <w:rPr>
+        <w:rFonts w:ascii="Symbol" w:hAnsi="Symbol" w:hint="default"/>
+        <w:sz w:val="20"/>
+      </w:rPr>
+    </w:lvl>
+    <w:lvl w:ilvl="4" w:tentative="1">
+      <w:start w:val="1"/>
+      <w:numFmt w:val="bullet"/>
+      <w:lvlText w:val=""/>
+      <w:lvlJc w:val="left"/>
+      <w:pPr>
+        <w:tabs>
+          <w:tab w:val="num" w:pos="3600"/>
+        </w:tabs>
+        <w:ind w:left="3600" w:hanging="360"/>
+      </w:pPr>
+      <w:rPr>
+        <w:rFonts w:ascii="Symbol" w:hAnsi="Symbol" w:hint="default"/>
+        <w:sz w:val="20"/>
+      </w:rPr>
+    </w:lvl>
+    <w:lvl w:ilvl="5" w:tentative="1">
+      <w:start w:val="1"/>
+      <w:numFmt w:val="bullet"/>
+      <w:lvlText w:val=""/>
+      <w:lvlJc w:val="left"/>
+      <w:pPr>
+        <w:tabs>
+          <w:tab w:val="num" w:pos="4320"/>
+        </w:tabs>
+        <w:ind w:left="4320" w:hanging="360"/>
+      </w:pPr>
+      <w:rPr>
+        <w:rFonts w:ascii="Symbol" w:hAnsi="Symbol" w:hint="default"/>
+        <w:sz w:val="20"/>
+      </w:rPr>
+    </w:lvl>
+    <w:lvl w:ilvl="6" w:tentative="1">
+      <w:start w:val="1"/>
+      <w:numFmt w:val="bullet"/>
+      <w:lvlText w:val=""/>
+      <w:lvlJc w:val="left"/>
+      <w:pPr>
+        <w:tabs>
+          <w:tab w:val="num" w:pos="5040"/>
+        </w:tabs>
+        <w:ind w:left="5040" w:hanging="360"/>
+      </w:pPr>
+      <w:rPr>
+        <w:rFonts w:ascii="Symbol" w:hAnsi="Symbol" w:hint="default"/>
+        <w:sz w:val="20"/>
+      </w:rPr>
+    </w:lvl>
+    <w:lvl w:ilvl="7" w:tentative="1">
+      <w:start w:val="1"/>
+      <w:numFmt w:val="bullet"/>
+      <w:lvlText w:val=""/>
+      <w:lvlJc w:val="left"/>
+      <w:pPr>
+        <w:tabs>
+          <w:tab w:val="num" w:pos="5760"/>
+        </w:tabs>
+        <w:ind w:left="5760" w:hanging="360"/>
+      </w:pPr>
+      <w:rPr>
+        <w:rFonts w:ascii="Symbol" w:hAnsi="Symbol" w:hint="default"/>
+        <w:sz w:val="20"/>
+      </w:rPr>
+    </w:lvl>
+    <w:lvl w:ilvl="8" w:tentative="1">
+      <w:start w:val="1"/>
+      <w:numFmt w:val="bullet"/>
+      <w:lvlText w:val=""/>
+      <w:lvlJc w:val="left"/>
+      <w:pPr>
+        <w:tabs>
+          <w:tab w:val="num" w:pos="6480"/>
+        </w:tabs>
+        <w:ind w:left="6480" w:hanging="360"/>
+      </w:pPr>
+      <w:rPr>
+        <w:rFonts w:ascii="Symbol" w:hAnsi="Symbol" w:hint="default"/>
+        <w:sz w:val="20"/>
+      </w:rPr>
+    </w:lvl>
+  </w:abstractNum>
+  <w:abstractNum w:abstractNumId="16" w15:restartNumberingAfterBreak="0">
     <w:nsid w:val="5DBC3B7B"/>
     <w:multiLevelType w:val="hybridMultilevel"/>
     <w:tmpl w:val="18AAA486"/>
@@ -5730,7 +6214,7 @@
       </w:rPr>
     </w:lvl>
   </w:abstractNum>
-  <w:abstractNum w:abstractNumId="15" w15:restartNumberingAfterBreak="0">
+  <w:abstractNum w:abstractNumId="17" w15:restartNumberingAfterBreak="0">
     <w:nsid w:val="5E5E19AB"/>
     <w:multiLevelType w:val="hybridMultilevel"/>
     <w:tmpl w:val="EACE78DC"/>
@@ -5851,7 +6335,7 @@
       </w:rPr>
     </w:lvl>
   </w:abstractNum>
-  <w:abstractNum w:abstractNumId="16" w15:restartNumberingAfterBreak="0">
+  <w:abstractNum w:abstractNumId="18" w15:restartNumberingAfterBreak="0">
     <w:nsid w:val="63477711"/>
     <w:multiLevelType w:val="multilevel"/>
     <w:tmpl w:val="4238E80C"/>
@@ -6000,7 +6484,7 @@
       </w:rPr>
     </w:lvl>
   </w:abstractNum>
-  <w:abstractNum w:abstractNumId="17" w15:restartNumberingAfterBreak="0">
+  <w:abstractNum w:abstractNumId="19" w15:restartNumberingAfterBreak="0">
     <w:nsid w:val="64304E77"/>
     <w:multiLevelType w:val="multilevel"/>
     <w:tmpl w:val="5046F38C"/>
@@ -6149,7 +6633,7 @@
       </w:rPr>
     </w:lvl>
   </w:abstractNum>
-  <w:abstractNum w:abstractNumId="18" w15:restartNumberingAfterBreak="0">
+  <w:abstractNum w:abstractNumId="20" w15:restartNumberingAfterBreak="0">
     <w:nsid w:val="64C23A5B"/>
     <w:multiLevelType w:val="hybridMultilevel"/>
     <w:tmpl w:val="C53C37FE"/>
@@ -6270,7 +6754,7 @@
       </w:rPr>
     </w:lvl>
   </w:abstractNum>
-  <w:abstractNum w:abstractNumId="19" w15:restartNumberingAfterBreak="0">
+  <w:abstractNum w:abstractNumId="21" w15:restartNumberingAfterBreak="0">
     <w:nsid w:val="65A10FEF"/>
     <w:multiLevelType w:val="multilevel"/>
     <w:tmpl w:val="CB868AFE"/>
@@ -6419,7 +6903,7 @@
       </w:rPr>
     </w:lvl>
   </w:abstractNum>
-  <w:abstractNum w:abstractNumId="20" w15:restartNumberingAfterBreak="0">
+  <w:abstractNum w:abstractNumId="22" w15:restartNumberingAfterBreak="0">
     <w:nsid w:val="6CA42212"/>
     <w:multiLevelType w:val="hybridMultilevel"/>
     <w:tmpl w:val="ADD4120A"/>
@@ -6631,7 +7115,7 @@
       </w:rPr>
     </w:lvl>
   </w:abstractNum>
-  <w:abstractNum w:abstractNumId="21" w15:restartNumberingAfterBreak="0">
+  <w:abstractNum w:abstractNumId="23" w15:restartNumberingAfterBreak="0">
     <w:nsid w:val="6F5C62CC"/>
     <w:multiLevelType w:val="multilevel"/>
     <w:tmpl w:val="FC722D92"/>
@@ -6780,7 +7264,7 @@
       </w:rPr>
     </w:lvl>
   </w:abstractNum>
-  <w:abstractNum w:abstractNumId="22" w15:restartNumberingAfterBreak="0">
+  <w:abstractNum w:abstractNumId="24" w15:restartNumberingAfterBreak="0">
     <w:nsid w:val="744D78F8"/>
     <w:multiLevelType w:val="multilevel"/>
     <w:tmpl w:val="2A426D8E"/>
@@ -6929,7 +7413,7 @@
       </w:rPr>
     </w:lvl>
   </w:abstractNum>
-  <w:abstractNum w:abstractNumId="23" w15:restartNumberingAfterBreak="0">
+  <w:abstractNum w:abstractNumId="25" w15:restartNumberingAfterBreak="0">
     <w:nsid w:val="75C14002"/>
     <w:multiLevelType w:val="hybridMultilevel"/>
     <w:tmpl w:val="006200D6"/>
@@ -7050,7 +7534,7 @@
       </w:rPr>
     </w:lvl>
   </w:abstractNum>
-  <w:abstractNum w:abstractNumId="24" w15:restartNumberingAfterBreak="0">
+  <w:abstractNum w:abstractNumId="26" w15:restartNumberingAfterBreak="0">
     <w:nsid w:val="77AF340F"/>
     <w:multiLevelType w:val="hybridMultilevel"/>
     <w:tmpl w:val="94527CBC"/>
@@ -7172,7 +7656,7 @@
     </w:lvl>
   </w:abstractNum>
   <w:num w:numId="1" w16cid:durableId="1257253864">
-    <w:abstractNumId w:val="20"/>
+    <w:abstractNumId w:val="22"/>
   </w:num>
   <w:num w:numId="2" w16cid:durableId="574557333">
     <w:abstractNumId w:val="3"/>
@@ -7187,13 +7671,13 @@
     <w:abstractNumId w:val="5"/>
   </w:num>
   <w:num w:numId="6" w16cid:durableId="1857841203">
-    <w:abstractNumId w:val="19"/>
+    <w:abstractNumId w:val="21"/>
   </w:num>
   <w:num w:numId="7" w16cid:durableId="535384800">
     <w:abstractNumId w:val="9"/>
   </w:num>
   <w:num w:numId="8" w16cid:durableId="1393308433">
-    <w:abstractNumId w:val="24"/>
+    <w:abstractNumId w:val="26"/>
   </w:num>
   <w:num w:numId="9" w16cid:durableId="666247864">
     <w:abstractNumId w:val="8"/>
@@ -7202,49 +7686,55 @@
     <w:abstractNumId w:val="7"/>
   </w:num>
   <w:num w:numId="11" w16cid:durableId="2058124885">
+    <w:abstractNumId w:val="19"/>
+  </w:num>
+  <w:num w:numId="12" w16cid:durableId="890070757">
+    <w:abstractNumId w:val="13"/>
+  </w:num>
+  <w:num w:numId="13" w16cid:durableId="888609185">
+    <w:abstractNumId w:val="11"/>
+  </w:num>
+  <w:num w:numId="14" w16cid:durableId="1292708722">
+    <w:abstractNumId w:val="23"/>
+  </w:num>
+  <w:num w:numId="15" w16cid:durableId="689836355">
     <w:abstractNumId w:val="17"/>
   </w:num>
-  <w:num w:numId="12" w16cid:durableId="890070757">
-    <w:abstractNumId w:val="12"/>
-  </w:num>
-  <w:num w:numId="13" w16cid:durableId="888609185">
-    <w:abstractNumId w:val="10"/>
-  </w:num>
-  <w:num w:numId="14" w16cid:durableId="1292708722">
-    <w:abstractNumId w:val="21"/>
-  </w:num>
-  <w:num w:numId="15" w16cid:durableId="689836355">
-    <w:abstractNumId w:val="15"/>
-  </w:num>
   <w:num w:numId="16" w16cid:durableId="918254205">
-    <w:abstractNumId w:val="18"/>
+    <w:abstractNumId w:val="20"/>
   </w:num>
   <w:num w:numId="17" w16cid:durableId="1493594510">
     <w:abstractNumId w:val="4"/>
   </w:num>
   <w:num w:numId="18" w16cid:durableId="1612125995">
-    <w:abstractNumId w:val="16"/>
+    <w:abstractNumId w:val="18"/>
   </w:num>
   <w:num w:numId="19" w16cid:durableId="625891011">
     <w:abstractNumId w:val="2"/>
   </w:num>
   <w:num w:numId="20" w16cid:durableId="308747061">
-    <w:abstractNumId w:val="23"/>
+    <w:abstractNumId w:val="25"/>
   </w:num>
   <w:num w:numId="21" w16cid:durableId="367223679">
-    <w:abstractNumId w:val="11"/>
+    <w:abstractNumId w:val="12"/>
   </w:num>
   <w:num w:numId="22" w16cid:durableId="207645461">
-    <w:abstractNumId w:val="14"/>
+    <w:abstractNumId w:val="16"/>
   </w:num>
   <w:num w:numId="23" w16cid:durableId="676201383">
-    <w:abstractNumId w:val="22"/>
+    <w:abstractNumId w:val="24"/>
   </w:num>
   <w:num w:numId="24" w16cid:durableId="710300168">
-    <w:abstractNumId w:val="13"/>
+    <w:abstractNumId w:val="14"/>
   </w:num>
   <w:num w:numId="25" w16cid:durableId="840705109">
     <w:abstractNumId w:val="1"/>
+  </w:num>
+  <w:num w:numId="26" w16cid:durableId="1804738691">
+    <w:abstractNumId w:val="10"/>
+  </w:num>
+  <w:num w:numId="27" w16cid:durableId="721052863">
+    <w:abstractNumId w:val="15"/>
   </w:num>
 </w:numbering>
 </file>
@@ -7681,6 +8171,29 @@
       <w:sz w:val="32"/>
     </w:rPr>
   </w:style>
+  <w:style w:type="paragraph" w:styleId="Heading2">
+    <w:name w:val="heading 2"/>
+    <w:basedOn w:val="Normal"/>
+    <w:next w:val="Normal"/>
+    <w:link w:val="Heading2Char"/>
+    <w:uiPriority w:val="9"/>
+    <w:semiHidden/>
+    <w:unhideWhenUsed/>
+    <w:qFormat/>
+    <w:rsid w:val="00ED1F40"/>
+    <w:pPr>
+      <w:keepNext/>
+      <w:keepLines/>
+      <w:spacing w:before="40" w:after="0"/>
+      <w:outlineLvl w:val="1"/>
+    </w:pPr>
+    <w:rPr>
+      <w:rFonts w:asciiTheme="majorHAnsi" w:eastAsiaTheme="majorEastAsia" w:hAnsiTheme="majorHAnsi" w:cstheme="majorBidi"/>
+      <w:color w:val="0F4761" w:themeColor="accent1" w:themeShade="BF"/>
+      <w:sz w:val="26"/>
+      <w:szCs w:val="26"/>
+    </w:rPr>
+  </w:style>
   <w:style w:type="paragraph" w:styleId="Heading3">
     <w:name w:val="heading 3"/>
     <w:basedOn w:val="Normal"/>
@@ -7701,6 +8214,142 @@
       <w:rFonts w:asciiTheme="majorHAnsi" w:eastAsiaTheme="majorEastAsia" w:hAnsiTheme="majorHAnsi" w:cstheme="majorBidi"/>
       <w:color w:val="0A2F40" w:themeColor="accent1" w:themeShade="7F"/>
       <w:sz w:val="24"/>
+    </w:rPr>
+  </w:style>
+  <w:style w:type="paragraph" w:styleId="Heading4">
+    <w:name w:val="heading 4"/>
+    <w:basedOn w:val="Normal"/>
+    <w:next w:val="Normal"/>
+    <w:link w:val="Heading4Char"/>
+    <w:uiPriority w:val="9"/>
+    <w:semiHidden/>
+    <w:unhideWhenUsed/>
+    <w:qFormat/>
+    <w:rsid w:val="00ED1F40"/>
+    <w:pPr>
+      <w:keepNext/>
+      <w:keepLines/>
+      <w:spacing w:before="40" w:after="0"/>
+      <w:outlineLvl w:val="3"/>
+    </w:pPr>
+    <w:rPr>
+      <w:rFonts w:asciiTheme="majorHAnsi" w:eastAsiaTheme="majorEastAsia" w:hAnsiTheme="majorHAnsi" w:cstheme="majorBidi"/>
+      <w:i/>
+      <w:iCs/>
+      <w:color w:val="0F4761" w:themeColor="accent1" w:themeShade="BF"/>
+    </w:rPr>
+  </w:style>
+  <w:style w:type="paragraph" w:styleId="Heading5">
+    <w:name w:val="heading 5"/>
+    <w:basedOn w:val="Normal"/>
+    <w:next w:val="Normal"/>
+    <w:link w:val="Heading5Char"/>
+    <w:uiPriority w:val="9"/>
+    <w:semiHidden/>
+    <w:unhideWhenUsed/>
+    <w:qFormat/>
+    <w:rsid w:val="00ED1F40"/>
+    <w:pPr>
+      <w:keepNext/>
+      <w:keepLines/>
+      <w:spacing w:before="40" w:after="0"/>
+      <w:outlineLvl w:val="4"/>
+    </w:pPr>
+    <w:rPr>
+      <w:rFonts w:asciiTheme="majorHAnsi" w:eastAsiaTheme="majorEastAsia" w:hAnsiTheme="majorHAnsi" w:cstheme="majorBidi"/>
+      <w:color w:val="0F4761" w:themeColor="accent1" w:themeShade="BF"/>
+    </w:rPr>
+  </w:style>
+  <w:style w:type="paragraph" w:styleId="Heading6">
+    <w:name w:val="heading 6"/>
+    <w:basedOn w:val="Normal"/>
+    <w:next w:val="Normal"/>
+    <w:link w:val="Heading6Char"/>
+    <w:uiPriority w:val="9"/>
+    <w:semiHidden/>
+    <w:unhideWhenUsed/>
+    <w:qFormat/>
+    <w:rsid w:val="00ED1F40"/>
+    <w:pPr>
+      <w:keepNext/>
+      <w:keepLines/>
+      <w:spacing w:before="40" w:after="0"/>
+      <w:outlineLvl w:val="5"/>
+    </w:pPr>
+    <w:rPr>
+      <w:rFonts w:asciiTheme="majorHAnsi" w:eastAsiaTheme="majorEastAsia" w:hAnsiTheme="majorHAnsi" w:cstheme="majorBidi"/>
+      <w:color w:val="0A2F40" w:themeColor="accent1" w:themeShade="7F"/>
+    </w:rPr>
+  </w:style>
+  <w:style w:type="paragraph" w:styleId="Heading7">
+    <w:name w:val="heading 7"/>
+    <w:basedOn w:val="Normal"/>
+    <w:next w:val="Normal"/>
+    <w:link w:val="Heading7Char"/>
+    <w:uiPriority w:val="9"/>
+    <w:semiHidden/>
+    <w:unhideWhenUsed/>
+    <w:qFormat/>
+    <w:rsid w:val="00ED1F40"/>
+    <w:pPr>
+      <w:keepNext/>
+      <w:keepLines/>
+      <w:spacing w:before="40" w:after="0"/>
+      <w:outlineLvl w:val="6"/>
+    </w:pPr>
+    <w:rPr>
+      <w:rFonts w:asciiTheme="majorHAnsi" w:eastAsiaTheme="majorEastAsia" w:hAnsiTheme="majorHAnsi" w:cstheme="majorBidi"/>
+      <w:i/>
+      <w:iCs/>
+      <w:color w:val="0A2F40" w:themeColor="accent1" w:themeShade="7F"/>
+    </w:rPr>
+  </w:style>
+  <w:style w:type="paragraph" w:styleId="Heading8">
+    <w:name w:val="heading 8"/>
+    <w:basedOn w:val="Normal"/>
+    <w:next w:val="Normal"/>
+    <w:link w:val="Heading8Char"/>
+    <w:uiPriority w:val="9"/>
+    <w:semiHidden/>
+    <w:unhideWhenUsed/>
+    <w:qFormat/>
+    <w:rsid w:val="00ED1F40"/>
+    <w:pPr>
+      <w:keepNext/>
+      <w:keepLines/>
+      <w:spacing w:before="40" w:after="0"/>
+      <w:outlineLvl w:val="7"/>
+    </w:pPr>
+    <w:rPr>
+      <w:rFonts w:asciiTheme="majorHAnsi" w:eastAsiaTheme="majorEastAsia" w:hAnsiTheme="majorHAnsi" w:cstheme="majorBidi"/>
+      <w:color w:val="272727" w:themeColor="text1" w:themeTint="D8"/>
+      <w:sz w:val="21"/>
+      <w:szCs w:val="21"/>
+    </w:rPr>
+  </w:style>
+  <w:style w:type="paragraph" w:styleId="Heading9">
+    <w:name w:val="heading 9"/>
+    <w:basedOn w:val="Normal"/>
+    <w:next w:val="Normal"/>
+    <w:link w:val="Heading9Char"/>
+    <w:uiPriority w:val="9"/>
+    <w:semiHidden/>
+    <w:unhideWhenUsed/>
+    <w:qFormat/>
+    <w:rsid w:val="00ED1F40"/>
+    <w:pPr>
+      <w:keepNext/>
+      <w:keepLines/>
+      <w:spacing w:before="40" w:after="0"/>
+      <w:outlineLvl w:val="8"/>
+    </w:pPr>
+    <w:rPr>
+      <w:rFonts w:asciiTheme="majorHAnsi" w:eastAsiaTheme="majorEastAsia" w:hAnsiTheme="majorHAnsi" w:cstheme="majorBidi"/>
+      <w:i/>
+      <w:iCs/>
+      <w:color w:val="272727" w:themeColor="text1" w:themeTint="D8"/>
+      <w:sz w:val="21"/>
+      <w:szCs w:val="21"/>
     </w:rPr>
   </w:style>
   <w:style w:type="character" w:default="1" w:styleId="DefaultParagraphFont">
@@ -7733,6 +8382,7 @@
   <w:style w:type="character" w:customStyle="1" w:styleId="Heading1Char">
     <w:name w:val="Heading 1 Char"/>
     <w:link w:val="Heading1"/>
+    <w:uiPriority w:val="9"/>
     <w:rPr>
       <w:rFonts w:ascii="Times New Roman" w:eastAsia="Times New Roman" w:hAnsi="Times New Roman" w:cs="Times New Roman"/>
       <w:b/>
@@ -7864,6 +8514,388 @@
     <w:rPr>
       <w:color w:val="96607D" w:themeColor="followedHyperlink"/>
       <w:u w:val="single"/>
+    </w:rPr>
+  </w:style>
+  <w:style w:type="character" w:styleId="BookTitle">
+    <w:name w:val="Book Title"/>
+    <w:basedOn w:val="DefaultParagraphFont"/>
+    <w:uiPriority w:val="33"/>
+    <w:qFormat/>
+    <w:rsid w:val="00ED1F40"/>
+    <w:rPr>
+      <w:b/>
+      <w:bCs/>
+      <w:i/>
+      <w:iCs/>
+      <w:spacing w:val="5"/>
+    </w:rPr>
+  </w:style>
+  <w:style w:type="paragraph" w:styleId="Caption">
+    <w:name w:val="caption"/>
+    <w:basedOn w:val="Normal"/>
+    <w:next w:val="Normal"/>
+    <w:uiPriority w:val="35"/>
+    <w:semiHidden/>
+    <w:unhideWhenUsed/>
+    <w:qFormat/>
+    <w:rsid w:val="00ED1F40"/>
+    <w:pPr>
+      <w:spacing w:after="200" w:line="240" w:lineRule="auto"/>
+    </w:pPr>
+    <w:rPr>
+      <w:i/>
+      <w:iCs/>
+      <w:color w:val="0E2841" w:themeColor="text2"/>
+      <w:sz w:val="18"/>
+      <w:szCs w:val="18"/>
+    </w:rPr>
+  </w:style>
+  <w:style w:type="character" w:styleId="Emphasis">
+    <w:name w:val="Emphasis"/>
+    <w:basedOn w:val="DefaultParagraphFont"/>
+    <w:uiPriority w:val="20"/>
+    <w:qFormat/>
+    <w:rsid w:val="00ED1F40"/>
+    <w:rPr>
+      <w:i/>
+      <w:iCs/>
+    </w:rPr>
+  </w:style>
+  <w:style w:type="character" w:customStyle="1" w:styleId="Heading2Char">
+    <w:name w:val="Heading 2 Char"/>
+    <w:basedOn w:val="DefaultParagraphFont"/>
+    <w:link w:val="Heading2"/>
+    <w:uiPriority w:val="9"/>
+    <w:semiHidden/>
+    <w:rsid w:val="00ED1F40"/>
+    <w:rPr>
+      <w:rFonts w:asciiTheme="majorHAnsi" w:eastAsiaTheme="majorEastAsia" w:hAnsiTheme="majorHAnsi" w:cstheme="majorBidi"/>
+      <w:color w:val="0F4761" w:themeColor="accent1" w:themeShade="BF"/>
+      <w:sz w:val="26"/>
+      <w:szCs w:val="26"/>
+    </w:rPr>
+  </w:style>
+  <w:style w:type="character" w:customStyle="1" w:styleId="Heading4Char">
+    <w:name w:val="Heading 4 Char"/>
+    <w:basedOn w:val="DefaultParagraphFont"/>
+    <w:link w:val="Heading4"/>
+    <w:uiPriority w:val="9"/>
+    <w:semiHidden/>
+    <w:rsid w:val="00ED1F40"/>
+    <w:rPr>
+      <w:rFonts w:asciiTheme="majorHAnsi" w:eastAsiaTheme="majorEastAsia" w:hAnsiTheme="majorHAnsi" w:cstheme="majorBidi"/>
+      <w:i/>
+      <w:iCs/>
+      <w:color w:val="0F4761" w:themeColor="accent1" w:themeShade="BF"/>
+      <w:sz w:val="22"/>
+    </w:rPr>
+  </w:style>
+  <w:style w:type="character" w:customStyle="1" w:styleId="Heading5Char">
+    <w:name w:val="Heading 5 Char"/>
+    <w:basedOn w:val="DefaultParagraphFont"/>
+    <w:link w:val="Heading5"/>
+    <w:uiPriority w:val="9"/>
+    <w:semiHidden/>
+    <w:rsid w:val="00ED1F40"/>
+    <w:rPr>
+      <w:rFonts w:asciiTheme="majorHAnsi" w:eastAsiaTheme="majorEastAsia" w:hAnsiTheme="majorHAnsi" w:cstheme="majorBidi"/>
+      <w:color w:val="0F4761" w:themeColor="accent1" w:themeShade="BF"/>
+      <w:sz w:val="22"/>
+    </w:rPr>
+  </w:style>
+  <w:style w:type="character" w:customStyle="1" w:styleId="Heading6Char">
+    <w:name w:val="Heading 6 Char"/>
+    <w:basedOn w:val="DefaultParagraphFont"/>
+    <w:link w:val="Heading6"/>
+    <w:uiPriority w:val="9"/>
+    <w:semiHidden/>
+    <w:rsid w:val="00ED1F40"/>
+    <w:rPr>
+      <w:rFonts w:asciiTheme="majorHAnsi" w:eastAsiaTheme="majorEastAsia" w:hAnsiTheme="majorHAnsi" w:cstheme="majorBidi"/>
+      <w:color w:val="0A2F40" w:themeColor="accent1" w:themeShade="7F"/>
+      <w:sz w:val="22"/>
+    </w:rPr>
+  </w:style>
+  <w:style w:type="character" w:customStyle="1" w:styleId="Heading7Char">
+    <w:name w:val="Heading 7 Char"/>
+    <w:basedOn w:val="DefaultParagraphFont"/>
+    <w:link w:val="Heading7"/>
+    <w:uiPriority w:val="9"/>
+    <w:semiHidden/>
+    <w:rsid w:val="00ED1F40"/>
+    <w:rPr>
+      <w:rFonts w:asciiTheme="majorHAnsi" w:eastAsiaTheme="majorEastAsia" w:hAnsiTheme="majorHAnsi" w:cstheme="majorBidi"/>
+      <w:i/>
+      <w:iCs/>
+      <w:color w:val="0A2F40" w:themeColor="accent1" w:themeShade="7F"/>
+      <w:sz w:val="22"/>
+    </w:rPr>
+  </w:style>
+  <w:style w:type="character" w:customStyle="1" w:styleId="Heading8Char">
+    <w:name w:val="Heading 8 Char"/>
+    <w:basedOn w:val="DefaultParagraphFont"/>
+    <w:link w:val="Heading8"/>
+    <w:uiPriority w:val="9"/>
+    <w:semiHidden/>
+    <w:rsid w:val="00ED1F40"/>
+    <w:rPr>
+      <w:rFonts w:asciiTheme="majorHAnsi" w:eastAsiaTheme="majorEastAsia" w:hAnsiTheme="majorHAnsi" w:cstheme="majorBidi"/>
+      <w:color w:val="272727" w:themeColor="text1" w:themeTint="D8"/>
+      <w:sz w:val="21"/>
+      <w:szCs w:val="21"/>
+    </w:rPr>
+  </w:style>
+  <w:style w:type="character" w:customStyle="1" w:styleId="Heading9Char">
+    <w:name w:val="Heading 9 Char"/>
+    <w:basedOn w:val="DefaultParagraphFont"/>
+    <w:link w:val="Heading9"/>
+    <w:uiPriority w:val="9"/>
+    <w:semiHidden/>
+    <w:rsid w:val="00ED1F40"/>
+    <w:rPr>
+      <w:rFonts w:asciiTheme="majorHAnsi" w:eastAsiaTheme="majorEastAsia" w:hAnsiTheme="majorHAnsi" w:cstheme="majorBidi"/>
+      <w:i/>
+      <w:iCs/>
+      <w:color w:val="272727" w:themeColor="text1" w:themeTint="D8"/>
+      <w:sz w:val="21"/>
+      <w:szCs w:val="21"/>
+    </w:rPr>
+  </w:style>
+  <w:style w:type="character" w:styleId="IntenseEmphasis">
+    <w:name w:val="Intense Emphasis"/>
+    <w:basedOn w:val="DefaultParagraphFont"/>
+    <w:uiPriority w:val="21"/>
+    <w:qFormat/>
+    <w:rsid w:val="00ED1F40"/>
+    <w:rPr>
+      <w:i/>
+      <w:iCs/>
+      <w:color w:val="156082" w:themeColor="accent1"/>
+    </w:rPr>
+  </w:style>
+  <w:style w:type="paragraph" w:styleId="IntenseQuote">
+    <w:name w:val="Intense Quote"/>
+    <w:basedOn w:val="Normal"/>
+    <w:next w:val="Normal"/>
+    <w:link w:val="IntenseQuoteChar"/>
+    <w:uiPriority w:val="30"/>
+    <w:qFormat/>
+    <w:rsid w:val="00ED1F40"/>
+    <w:pPr>
+      <w:pBdr>
+        <w:top w:val="single" w:sz="4" w:space="10" w:color="156082" w:themeColor="accent1"/>
+        <w:bottom w:val="single" w:sz="4" w:space="10" w:color="156082" w:themeColor="accent1"/>
+      </w:pBdr>
+      <w:spacing w:before="360" w:after="360"/>
+      <w:ind w:left="864" w:right="864"/>
+      <w:jc w:val="center"/>
+    </w:pPr>
+    <w:rPr>
+      <w:i/>
+      <w:iCs/>
+      <w:color w:val="156082" w:themeColor="accent1"/>
+    </w:rPr>
+  </w:style>
+  <w:style w:type="character" w:customStyle="1" w:styleId="IntenseQuoteChar">
+    <w:name w:val="Intense Quote Char"/>
+    <w:basedOn w:val="DefaultParagraphFont"/>
+    <w:link w:val="IntenseQuote"/>
+    <w:uiPriority w:val="30"/>
+    <w:rsid w:val="00ED1F40"/>
+    <w:rPr>
+      <w:rFonts w:ascii="Times New Roman" w:eastAsia="Times New Roman" w:hAnsi="Times New Roman" w:cs="Times New Roman"/>
+      <w:i/>
+      <w:iCs/>
+      <w:color w:val="156082" w:themeColor="accent1"/>
+      <w:sz w:val="22"/>
+    </w:rPr>
+  </w:style>
+  <w:style w:type="character" w:styleId="IntenseReference">
+    <w:name w:val="Intense Reference"/>
+    <w:basedOn w:val="DefaultParagraphFont"/>
+    <w:uiPriority w:val="32"/>
+    <w:qFormat/>
+    <w:rsid w:val="00ED1F40"/>
+    <w:rPr>
+      <w:b/>
+      <w:bCs/>
+      <w:smallCaps/>
+      <w:color w:val="156082" w:themeColor="accent1"/>
+      <w:spacing w:val="5"/>
+    </w:rPr>
+  </w:style>
+  <w:style w:type="paragraph" w:styleId="NoSpacing">
+    <w:name w:val="No Spacing"/>
+    <w:uiPriority w:val="1"/>
+    <w:qFormat/>
+    <w:rsid w:val="00ED1F40"/>
+    <w:pPr>
+      <w:spacing w:after="0" w:line="240" w:lineRule="auto"/>
+      <w:ind w:left="370" w:hanging="10"/>
+    </w:pPr>
+    <w:rPr>
+      <w:rFonts w:ascii="Times New Roman" w:eastAsia="Times New Roman" w:hAnsi="Times New Roman" w:cs="Times New Roman"/>
+      <w:color w:val="000000"/>
+      <w:sz w:val="22"/>
+    </w:rPr>
+  </w:style>
+  <w:style w:type="paragraph" w:styleId="Quote">
+    <w:name w:val="Quote"/>
+    <w:basedOn w:val="Normal"/>
+    <w:next w:val="Normal"/>
+    <w:link w:val="QuoteChar"/>
+    <w:uiPriority w:val="29"/>
+    <w:qFormat/>
+    <w:rsid w:val="00ED1F40"/>
+    <w:pPr>
+      <w:spacing w:before="200" w:after="160"/>
+      <w:ind w:left="864" w:right="864"/>
+      <w:jc w:val="center"/>
+    </w:pPr>
+    <w:rPr>
+      <w:i/>
+      <w:iCs/>
+      <w:color w:val="404040" w:themeColor="text1" w:themeTint="BF"/>
+    </w:rPr>
+  </w:style>
+  <w:style w:type="character" w:customStyle="1" w:styleId="QuoteChar">
+    <w:name w:val="Quote Char"/>
+    <w:basedOn w:val="DefaultParagraphFont"/>
+    <w:link w:val="Quote"/>
+    <w:uiPriority w:val="29"/>
+    <w:rsid w:val="00ED1F40"/>
+    <w:rPr>
+      <w:rFonts w:ascii="Times New Roman" w:eastAsia="Times New Roman" w:hAnsi="Times New Roman" w:cs="Times New Roman"/>
+      <w:i/>
+      <w:iCs/>
+      <w:color w:val="404040" w:themeColor="text1" w:themeTint="BF"/>
+      <w:sz w:val="22"/>
+    </w:rPr>
+  </w:style>
+  <w:style w:type="character" w:styleId="Strong">
+    <w:name w:val="Strong"/>
+    <w:basedOn w:val="DefaultParagraphFont"/>
+    <w:uiPriority w:val="22"/>
+    <w:qFormat/>
+    <w:rsid w:val="00ED1F40"/>
+    <w:rPr>
+      <w:b/>
+      <w:bCs/>
+    </w:rPr>
+  </w:style>
+  <w:style w:type="paragraph" w:styleId="Subtitle">
+    <w:name w:val="Subtitle"/>
+    <w:basedOn w:val="Normal"/>
+    <w:next w:val="Normal"/>
+    <w:link w:val="SubtitleChar"/>
+    <w:uiPriority w:val="11"/>
+    <w:qFormat/>
+    <w:rsid w:val="00ED1F40"/>
+    <w:pPr>
+      <w:numPr>
+        <w:ilvl w:val="1"/>
+      </w:numPr>
+      <w:spacing w:after="160"/>
+      <w:ind w:left="370" w:hanging="10"/>
+    </w:pPr>
+    <w:rPr>
+      <w:rFonts w:asciiTheme="minorHAnsi" w:eastAsiaTheme="minorEastAsia" w:hAnsiTheme="minorHAnsi" w:cstheme="minorBidi"/>
+      <w:color w:val="5A5A5A" w:themeColor="text1" w:themeTint="A5"/>
+      <w:spacing w:val="15"/>
+      <w:szCs w:val="22"/>
+    </w:rPr>
+  </w:style>
+  <w:style w:type="character" w:customStyle="1" w:styleId="SubtitleChar">
+    <w:name w:val="Subtitle Char"/>
+    <w:basedOn w:val="DefaultParagraphFont"/>
+    <w:link w:val="Subtitle"/>
+    <w:uiPriority w:val="11"/>
+    <w:rsid w:val="00ED1F40"/>
+    <w:rPr>
+      <w:color w:val="5A5A5A" w:themeColor="text1" w:themeTint="A5"/>
+      <w:spacing w:val="15"/>
+      <w:sz w:val="22"/>
+      <w:szCs w:val="22"/>
+    </w:rPr>
+  </w:style>
+  <w:style w:type="character" w:styleId="SubtleEmphasis">
+    <w:name w:val="Subtle Emphasis"/>
+    <w:basedOn w:val="DefaultParagraphFont"/>
+    <w:uiPriority w:val="19"/>
+    <w:qFormat/>
+    <w:rsid w:val="00ED1F40"/>
+    <w:rPr>
+      <w:i/>
+      <w:iCs/>
+      <w:color w:val="404040" w:themeColor="text1" w:themeTint="BF"/>
+    </w:rPr>
+  </w:style>
+  <w:style w:type="character" w:styleId="SubtleReference">
+    <w:name w:val="Subtle Reference"/>
+    <w:basedOn w:val="DefaultParagraphFont"/>
+    <w:uiPriority w:val="31"/>
+    <w:qFormat/>
+    <w:rsid w:val="00ED1F40"/>
+    <w:rPr>
+      <w:smallCaps/>
+      <w:color w:val="5A5A5A" w:themeColor="text1" w:themeTint="A5"/>
+    </w:rPr>
+  </w:style>
+  <w:style w:type="paragraph" w:styleId="Title">
+    <w:name w:val="Title"/>
+    <w:basedOn w:val="Normal"/>
+    <w:next w:val="Normal"/>
+    <w:link w:val="TitleChar"/>
+    <w:uiPriority w:val="10"/>
+    <w:qFormat/>
+    <w:rsid w:val="00ED1F40"/>
+    <w:pPr>
+      <w:spacing w:after="0" w:line="240" w:lineRule="auto"/>
+      <w:contextualSpacing/>
+    </w:pPr>
+    <w:rPr>
+      <w:rFonts w:asciiTheme="majorHAnsi" w:eastAsiaTheme="majorEastAsia" w:hAnsiTheme="majorHAnsi" w:cstheme="majorBidi"/>
+      <w:color w:val="auto"/>
+      <w:spacing w:val="-10"/>
+      <w:kern w:val="28"/>
+      <w:sz w:val="56"/>
+      <w:szCs w:val="56"/>
+    </w:rPr>
+  </w:style>
+  <w:style w:type="character" w:customStyle="1" w:styleId="TitleChar">
+    <w:name w:val="Title Char"/>
+    <w:basedOn w:val="DefaultParagraphFont"/>
+    <w:link w:val="Title"/>
+    <w:uiPriority w:val="10"/>
+    <w:rsid w:val="00ED1F40"/>
+    <w:rPr>
+      <w:rFonts w:asciiTheme="majorHAnsi" w:eastAsiaTheme="majorEastAsia" w:hAnsiTheme="majorHAnsi" w:cstheme="majorBidi"/>
+      <w:spacing w:val="-10"/>
+      <w:kern w:val="28"/>
+      <w:sz w:val="56"/>
+      <w:szCs w:val="56"/>
+    </w:rPr>
+  </w:style>
+  <w:style w:type="paragraph" w:styleId="TOCHeading">
+    <w:name w:val="TOC Heading"/>
+    <w:basedOn w:val="Heading1"/>
+    <w:next w:val="Normal"/>
+    <w:uiPriority w:val="39"/>
+    <w:semiHidden/>
+    <w:unhideWhenUsed/>
+    <w:qFormat/>
+    <w:rsid w:val="00ED1F40"/>
+    <w:pPr>
+      <w:spacing w:before="240" w:line="256" w:lineRule="auto"/>
+      <w:ind w:left="370" w:right="0"/>
+      <w:jc w:val="left"/>
+      <w:outlineLvl w:val="9"/>
+    </w:pPr>
+    <w:rPr>
+      <w:rFonts w:asciiTheme="majorHAnsi" w:eastAsiaTheme="majorEastAsia" w:hAnsiTheme="majorHAnsi" w:cstheme="majorBidi"/>
+      <w:b w:val="0"/>
+      <w:color w:val="0F4761" w:themeColor="accent1" w:themeShade="BF"/>
+      <w:szCs w:val="32"/>
     </w:rPr>
   </w:style>
 </w:styles>

--- a/public/Chris-Thackrey-Resume.docx
+++ b/public/Chris-Thackrey-Resume.docx
@@ -1701,7 +1701,6 @@
           <w:sz w:val="20"/>
           <w:szCs w:val="20"/>
         </w:rPr>
-        <w:lastRenderedPageBreak/>
         <w:t>SOFTWARE ENGINEER</w:t>
       </w:r>
       <w:r>
@@ -1787,6 +1786,7 @@
           <w:sz w:val="20"/>
           <w:szCs w:val="20"/>
         </w:rPr>
+        <w:lastRenderedPageBreak/>
         <w:t>Black Flag Design</w:t>
       </w:r>
       <w:r>
@@ -3579,12 +3579,8 @@
       </w:r>
     </w:p>
     <w:sectPr>
-      <w:headerReference w:type="even" r:id="rId15"/>
-      <w:headerReference w:type="default" r:id="rId16"/>
-      <w:footerReference w:type="even" r:id="rId17"/>
-      <w:footerReference w:type="default" r:id="rId18"/>
-      <w:headerReference w:type="first" r:id="rId19"/>
-      <w:footerReference w:type="first" r:id="rId20"/>
+      <w:headerReference w:type="default" r:id="rId15"/>
+      <w:footerReference w:type="first" r:id="rId16"/>
       <w:pgSz w:w="12240" w:h="15840"/>
       <w:pgMar w:top="504" w:right="662" w:bottom="173" w:left="720" w:header="432" w:footer="432" w:gutter="0"/>
       <w:cols w:space="720"/>
@@ -3625,26 +3621,6 @@
   <w:p>
     <w:pPr>
       <w:pStyle w:val="Footer"/>
-    </w:pPr>
-  </w:p>
-</w:ftr>
-</file>
-
-<file path=word/footer2.xml><?xml version="1.0" encoding="utf-8"?>
-<w:ftr xmlns:wpc="http://schemas.microsoft.com/office/word/2010/wordprocessingCanvas" xmlns:cx="http://schemas.microsoft.com/office/drawing/2014/chartex" xmlns:cx1="http://schemas.microsoft.com/office/drawing/2015/9/8/chartex" xmlns:cx2="http://schemas.microsoft.com/office/drawing/2015/10/21/chartex" xmlns:cx3="http://schemas.microsoft.com/office/drawing/2016/5/9/chartex" xmlns:cx4="http://schemas.microsoft.com/office/drawing/2016/5/10/chartex" xmlns:cx5="http://schemas.microsoft.com/office/drawing/2016/5/11/chartex" xmlns:cx6="http://schemas.microsoft.com/office/drawing/2016/5/12/chartex" xmlns:cx7="http://schemas.microsoft.com/office/drawing/2016/5/13/chartex" xmlns:cx8="http://schemas.microsoft.com/office/drawing/2016/5/14/chartex" xmlns:mc="http://schemas.openxmlformats.org/markup-compatibility/2006" xmlns:m="http://schemas.openxmlformats.org/officeDocument/2006/math" xmlns:aink="http://schemas.microsoft.com/office/drawing/2016/ink" xmlns:am3d="http://schemas.microsoft.com/office/drawing/2017/model3d" xmlns:oel="http://schemas.microsoft.com/office/2019/extlst" xmlns:r="http://schemas.openxmlformats.org/officeDocument/2006/relationships" xmlns:wp14="http://schemas.microsoft.com/office/word/2010/wordprocessingDrawing" xmlns:wp="http://schemas.openxmlformats.org/drawingml/2006/wordprocessingDrawing" xmlns:wpg="http://schemas.microsoft.com/office/word/2010/wordprocessingGroup" xmlns:wpi="http://schemas.microsoft.com/office/word/2010/wordprocessingInk" xmlns:wps="http://schemas.microsoft.com/office/word/2010/wordprocessingShape" xmlns:o="urn:schemas-microsoft-com:office:office" xmlns:v="urn:schemas-microsoft-com:vml" xmlns:w10="urn:schemas-microsoft-com:office:word" xmlns:w="http://schemas.openxmlformats.org/wordprocessingml/2006/main" xmlns:w14="http://schemas.microsoft.com/office/word/2010/wordml" xmlns:w15="http://schemas.microsoft.com/office/word/2012/wordml" xmlns:w16cex="http://schemas.microsoft.com/office/word/2018/wordml/cex" xmlns:w16cid="http://schemas.microsoft.com/office/word/2016/wordml/cid" xmlns:w16="http://schemas.microsoft.com/office/word/2018/wordml" xmlns:w16sdtdh="http://schemas.microsoft.com/office/word/2020/wordml/sdtdatahash" xmlns:w16sdtfl="http://schemas.microsoft.com/office/word/2024/wordml/sdtformatlock" xmlns:w16se="http://schemas.microsoft.com/office/word/2015/wordml/symex" xmlns:w16du="http://schemas.microsoft.com/office/word/2023/wordml/word16du" xmlns:wne="http://schemas.microsoft.com/office/word/2006/wordml" mc:Ignorable="w14 w15 w16se w16cid w16 w16cex w16sdtdh w16sdtfl w16du wp14">
-  <w:p>
-    <w:pPr>
-      <w:pStyle w:val="Footer"/>
-    </w:pPr>
-  </w:p>
-</w:ftr>
-</file>
-
-<file path=word/footer3.xml><?xml version="1.0" encoding="utf-8"?>
-<w:ftr xmlns:wpc="http://schemas.microsoft.com/office/word/2010/wordprocessingCanvas" xmlns:cx="http://schemas.microsoft.com/office/drawing/2014/chartex" xmlns:cx1="http://schemas.microsoft.com/office/drawing/2015/9/8/chartex" xmlns:cx2="http://schemas.microsoft.com/office/drawing/2015/10/21/chartex" xmlns:cx3="http://schemas.microsoft.com/office/drawing/2016/5/9/chartex" xmlns:cx4="http://schemas.microsoft.com/office/drawing/2016/5/10/chartex" xmlns:cx5="http://schemas.microsoft.com/office/drawing/2016/5/11/chartex" xmlns:cx6="http://schemas.microsoft.com/office/drawing/2016/5/12/chartex" xmlns:cx7="http://schemas.microsoft.com/office/drawing/2016/5/13/chartex" xmlns:cx8="http://schemas.microsoft.com/office/drawing/2016/5/14/chartex" xmlns:mc="http://schemas.openxmlformats.org/markup-compatibility/2006" xmlns:m="http://schemas.openxmlformats.org/officeDocument/2006/math" xmlns:aink="http://schemas.microsoft.com/office/drawing/2016/ink" xmlns:am3d="http://schemas.microsoft.com/office/drawing/2017/model3d" xmlns:oel="http://schemas.microsoft.com/office/2019/extlst" xmlns:r="http://schemas.openxmlformats.org/officeDocument/2006/relationships" xmlns:wp14="http://schemas.microsoft.com/office/word/2010/wordprocessingDrawing" xmlns:wp="http://schemas.openxmlformats.org/drawingml/2006/wordprocessingDrawing" xmlns:wpg="http://schemas.microsoft.com/office/word/2010/wordprocessingGroup" xmlns:wpi="http://schemas.microsoft.com/office/word/2010/wordprocessingInk" xmlns:wps="http://schemas.microsoft.com/office/word/2010/wordprocessingShape" xmlns:o="urn:schemas-microsoft-com:office:office" xmlns:v="urn:schemas-microsoft-com:vml" xmlns:w10="urn:schemas-microsoft-com:office:word" xmlns:w="http://schemas.openxmlformats.org/wordprocessingml/2006/main" xmlns:w14="http://schemas.microsoft.com/office/word/2010/wordml" xmlns:w15="http://schemas.microsoft.com/office/word/2012/wordml" xmlns:w16cex="http://schemas.microsoft.com/office/word/2018/wordml/cex" xmlns:w16cid="http://schemas.microsoft.com/office/word/2016/wordml/cid" xmlns:w16="http://schemas.microsoft.com/office/word/2018/wordml" xmlns:w16sdtdh="http://schemas.microsoft.com/office/word/2020/wordml/sdtdatahash" xmlns:w16sdtfl="http://schemas.microsoft.com/office/word/2024/wordml/sdtformatlock" xmlns:w16se="http://schemas.microsoft.com/office/word/2015/wordml/symex" xmlns:w16du="http://schemas.microsoft.com/office/word/2023/wordml/word16du" xmlns:wne="http://schemas.microsoft.com/office/word/2006/wordml" mc:Ignorable="w14 w15 w16se w16cid w16 w16cex w16sdtdh w16sdtfl w16du wp14">
-  <w:p>
-    <w:pPr>
-      <w:pStyle w:val="Footer"/>
       <w:jc w:val="right"/>
       <w:rPr>
         <w:i/>
@@ -3695,16 +3671,6 @@
 <w:hdr xmlns:wpc="http://schemas.microsoft.com/office/word/2010/wordprocessingCanvas" xmlns:cx="http://schemas.microsoft.com/office/drawing/2014/chartex" xmlns:cx1="http://schemas.microsoft.com/office/drawing/2015/9/8/chartex" xmlns:cx2="http://schemas.microsoft.com/office/drawing/2015/10/21/chartex" xmlns:cx3="http://schemas.microsoft.com/office/drawing/2016/5/9/chartex" xmlns:cx4="http://schemas.microsoft.com/office/drawing/2016/5/10/chartex" xmlns:cx5="http://schemas.microsoft.com/office/drawing/2016/5/11/chartex" xmlns:cx6="http://schemas.microsoft.com/office/drawing/2016/5/12/chartex" xmlns:cx7="http://schemas.microsoft.com/office/drawing/2016/5/13/chartex" xmlns:cx8="http://schemas.microsoft.com/office/drawing/2016/5/14/chartex" xmlns:mc="http://schemas.openxmlformats.org/markup-compatibility/2006" xmlns:m="http://schemas.openxmlformats.org/officeDocument/2006/math" xmlns:aink="http://schemas.microsoft.com/office/drawing/2016/ink" xmlns:am3d="http://schemas.microsoft.com/office/drawing/2017/model3d" xmlns:oel="http://schemas.microsoft.com/office/2019/extlst" xmlns:r="http://schemas.openxmlformats.org/officeDocument/2006/relationships" xmlns:wp14="http://schemas.microsoft.com/office/word/2010/wordprocessingDrawing" xmlns:wp="http://schemas.openxmlformats.org/drawingml/2006/wordprocessingDrawing" xmlns:wpg="http://schemas.microsoft.com/office/word/2010/wordprocessingGroup" xmlns:wpi="http://schemas.microsoft.com/office/word/2010/wordprocessingInk" xmlns:wps="http://schemas.microsoft.com/office/word/2010/wordprocessingShape" xmlns:o="urn:schemas-microsoft-com:office:office" xmlns:v="urn:schemas-microsoft-com:vml" xmlns:w10="urn:schemas-microsoft-com:office:word" xmlns:w="http://schemas.openxmlformats.org/wordprocessingml/2006/main" xmlns:w14="http://schemas.microsoft.com/office/word/2010/wordml" xmlns:w15="http://schemas.microsoft.com/office/word/2012/wordml" xmlns:w16cex="http://schemas.microsoft.com/office/word/2018/wordml/cex" xmlns:w16cid="http://schemas.microsoft.com/office/word/2016/wordml/cid" xmlns:w16="http://schemas.microsoft.com/office/word/2018/wordml" xmlns:w16sdtdh="http://schemas.microsoft.com/office/word/2020/wordml/sdtdatahash" xmlns:w16sdtfl="http://schemas.microsoft.com/office/word/2024/wordml/sdtformatlock" xmlns:w16se="http://schemas.microsoft.com/office/word/2015/wordml/symex" xmlns:w16du="http://schemas.microsoft.com/office/word/2023/wordml/word16du" xmlns:wne="http://schemas.microsoft.com/office/word/2006/wordml" mc:Ignorable="w14 w15 w16se w16cid w16 w16cex w16sdtdh w16sdtfl w16du wp14">
   <w:p>
     <w:pPr>
-      <w:pStyle w:val="Header"/>
-    </w:pPr>
-  </w:p>
-</w:hdr>
-</file>
-
-<file path=word/header2.xml><?xml version="1.0" encoding="utf-8"?>
-<w:hdr xmlns:wpc="http://schemas.microsoft.com/office/word/2010/wordprocessingCanvas" xmlns:cx="http://schemas.microsoft.com/office/drawing/2014/chartex" xmlns:cx1="http://schemas.microsoft.com/office/drawing/2015/9/8/chartex" xmlns:cx2="http://schemas.microsoft.com/office/drawing/2015/10/21/chartex" xmlns:cx3="http://schemas.microsoft.com/office/drawing/2016/5/9/chartex" xmlns:cx4="http://schemas.microsoft.com/office/drawing/2016/5/10/chartex" xmlns:cx5="http://schemas.microsoft.com/office/drawing/2016/5/11/chartex" xmlns:cx6="http://schemas.microsoft.com/office/drawing/2016/5/12/chartex" xmlns:cx7="http://schemas.microsoft.com/office/drawing/2016/5/13/chartex" xmlns:cx8="http://schemas.microsoft.com/office/drawing/2016/5/14/chartex" xmlns:mc="http://schemas.openxmlformats.org/markup-compatibility/2006" xmlns:m="http://schemas.openxmlformats.org/officeDocument/2006/math" xmlns:aink="http://schemas.microsoft.com/office/drawing/2016/ink" xmlns:am3d="http://schemas.microsoft.com/office/drawing/2017/model3d" xmlns:oel="http://schemas.microsoft.com/office/2019/extlst" xmlns:r="http://schemas.openxmlformats.org/officeDocument/2006/relationships" xmlns:wp14="http://schemas.microsoft.com/office/word/2010/wordprocessingDrawing" xmlns:wp="http://schemas.openxmlformats.org/drawingml/2006/wordprocessingDrawing" xmlns:wpg="http://schemas.microsoft.com/office/word/2010/wordprocessingGroup" xmlns:wpi="http://schemas.microsoft.com/office/word/2010/wordprocessingInk" xmlns:wps="http://schemas.microsoft.com/office/word/2010/wordprocessingShape" xmlns:o="urn:schemas-microsoft-com:office:office" xmlns:v="urn:schemas-microsoft-com:vml" xmlns:w10="urn:schemas-microsoft-com:office:word" xmlns:w="http://schemas.openxmlformats.org/wordprocessingml/2006/main" xmlns:w14="http://schemas.microsoft.com/office/word/2010/wordml" xmlns:w15="http://schemas.microsoft.com/office/word/2012/wordml" xmlns:w16cex="http://schemas.microsoft.com/office/word/2018/wordml/cex" xmlns:w16cid="http://schemas.microsoft.com/office/word/2016/wordml/cid" xmlns:w16="http://schemas.microsoft.com/office/word/2018/wordml" xmlns:w16sdtdh="http://schemas.microsoft.com/office/word/2020/wordml/sdtdatahash" xmlns:w16sdtfl="http://schemas.microsoft.com/office/word/2024/wordml/sdtformatlock" xmlns:w16se="http://schemas.microsoft.com/office/word/2015/wordml/symex" xmlns:w16du="http://schemas.microsoft.com/office/word/2023/wordml/word16du" xmlns:wne="http://schemas.microsoft.com/office/word/2006/wordml" mc:Ignorable="w14 w15 w16se w16cid w16 w16cex w16sdtdh w16sdtfl w16du wp14">
-  <w:p>
-    <w:pPr>
       <w:pBdr>
         <w:bottom w:val="single" w:sz="12" w:space="1" w:color="002060"/>
       </w:pBdr>
@@ -3768,7 +3734,29 @@
         <w:color w:val="000000" w:themeColor="text1"/>
         <w:sz w:val="24"/>
       </w:rPr>
-      <w:tab/>
+      <w:t xml:space="preserve"> </w:t>
+    </w:r>
+    <w:r>
+      <w:rPr>
+        <w:sz w:val="24"/>
+      </w:rPr>
+      <w:t xml:space="preserve">| </w:t>
+    </w:r>
+    <w:hyperlink r:id="rId3" w:history="1">
+      <w:r>
+        <w:rPr>
+          <w:rStyle w:val="Hyperlink"/>
+          <w:b/>
+          <w:bCs/>
+          <w:color w:val="000000" w:themeColor="text1"/>
+          <w:sz w:val="24"/>
+          <w:u w:val="none"/>
+        </w:rPr>
+        <w:t>GitHub</w:t>
+      </w:r>
+    </w:hyperlink>
+    <w:r>
+      <w:t xml:space="preserve"> </w:t>
     </w:r>
     <w:r>
       <w:rPr>
@@ -3779,7 +3767,7 @@
       </w:rPr>
       <w:t xml:space="preserve">| </w:t>
     </w:r>
-    <w:hyperlink r:id="rId3" w:history="1">
+    <w:hyperlink r:id="rId4" w:history="1">
       <w:r>
         <w:rPr>
           <w:rStyle w:val="Hyperlink"/>
@@ -3811,16 +3799,6 @@
       <w:tab/>
       <w:t>Page 2</w:t>
     </w:r>
-  </w:p>
-</w:hdr>
-</file>
-
-<file path=word/header3.xml><?xml version="1.0" encoding="utf-8"?>
-<w:hdr xmlns:wpc="http://schemas.microsoft.com/office/word/2010/wordprocessingCanvas" xmlns:cx="http://schemas.microsoft.com/office/drawing/2014/chartex" xmlns:cx1="http://schemas.microsoft.com/office/drawing/2015/9/8/chartex" xmlns:cx2="http://schemas.microsoft.com/office/drawing/2015/10/21/chartex" xmlns:cx3="http://schemas.microsoft.com/office/drawing/2016/5/9/chartex" xmlns:cx4="http://schemas.microsoft.com/office/drawing/2016/5/10/chartex" xmlns:cx5="http://schemas.microsoft.com/office/drawing/2016/5/11/chartex" xmlns:cx6="http://schemas.microsoft.com/office/drawing/2016/5/12/chartex" xmlns:cx7="http://schemas.microsoft.com/office/drawing/2016/5/13/chartex" xmlns:cx8="http://schemas.microsoft.com/office/drawing/2016/5/14/chartex" xmlns:mc="http://schemas.openxmlformats.org/markup-compatibility/2006" xmlns:m="http://schemas.openxmlformats.org/officeDocument/2006/math" xmlns:aink="http://schemas.microsoft.com/office/drawing/2016/ink" xmlns:am3d="http://schemas.microsoft.com/office/drawing/2017/model3d" xmlns:oel="http://schemas.microsoft.com/office/2019/extlst" xmlns:r="http://schemas.openxmlformats.org/officeDocument/2006/relationships" xmlns:wp14="http://schemas.microsoft.com/office/word/2010/wordprocessingDrawing" xmlns:wp="http://schemas.openxmlformats.org/drawingml/2006/wordprocessingDrawing" xmlns:wpg="http://schemas.microsoft.com/office/word/2010/wordprocessingGroup" xmlns:wpi="http://schemas.microsoft.com/office/word/2010/wordprocessingInk" xmlns:wps="http://schemas.microsoft.com/office/word/2010/wordprocessingShape" xmlns:o="urn:schemas-microsoft-com:office:office" xmlns:v="urn:schemas-microsoft-com:vml" xmlns:w10="urn:schemas-microsoft-com:office:word" xmlns:w="http://schemas.openxmlformats.org/wordprocessingml/2006/main" xmlns:w14="http://schemas.microsoft.com/office/word/2010/wordml" xmlns:w15="http://schemas.microsoft.com/office/word/2012/wordml" xmlns:w16cex="http://schemas.microsoft.com/office/word/2018/wordml/cex" xmlns:w16cid="http://schemas.microsoft.com/office/word/2016/wordml/cid" xmlns:w16="http://schemas.microsoft.com/office/word/2018/wordml" xmlns:w16sdtdh="http://schemas.microsoft.com/office/word/2020/wordml/sdtdatahash" xmlns:w16sdtfl="http://schemas.microsoft.com/office/word/2024/wordml/sdtformatlock" xmlns:w16se="http://schemas.microsoft.com/office/word/2015/wordml/symex" xmlns:w16du="http://schemas.microsoft.com/office/word/2023/wordml/word16du" xmlns:wne="http://schemas.microsoft.com/office/word/2006/wordml" mc:Ignorable="w14 w15 w16se w16cid w16 w16cex w16sdtdh w16sdtfl w16du wp14">
-  <w:p>
-    <w:pPr>
-      <w:pStyle w:val="Header"/>
-    </w:pPr>
   </w:p>
 </w:hdr>
 </file>

--- a/public/Chris-Thackrey-Resume.docx
+++ b/public/Chris-Thackrey-Resume.docx
@@ -496,7 +496,23 @@
           <w:sz w:val="20"/>
           <w:szCs w:val="20"/>
         </w:rPr>
-        <w:t xml:space="preserve"> React, Next.js, React Native, Astro, Svelte, Redux, React Hooks, Context API, D3.js, React Three Fiber, React Flow, Tailwind CSS, </w:t>
+        <w:t xml:space="preserve"> React, Next.js, React Native, Astro, Svelte,</w:t>
+      </w:r>
+      <w:r>
+        <w:rPr>
+          <w:color w:val="auto"/>
+          <w:sz w:val="20"/>
+          <w:szCs w:val="20"/>
+        </w:rPr>
+        <w:t xml:space="preserve"> </w:t>
+      </w:r>
+      <w:r>
+        <w:rPr>
+          <w:color w:val="auto"/>
+          <w:sz w:val="20"/>
+          <w:szCs w:val="20"/>
+        </w:rPr>
+        <w:t xml:space="preserve">Redux, React Hooks, Context API, D3.js, React Three Fiber, React Flow, </w:t>
       </w:r>
       <w:proofErr w:type="spellStart"/>
       <w:r>
@@ -505,6 +521,40 @@
           <w:sz w:val="20"/>
           <w:szCs w:val="20"/>
         </w:rPr>
+        <w:t>TailwindCSS</w:t>
+      </w:r>
+      <w:proofErr w:type="spellEnd"/>
+      <w:r>
+        <w:rPr>
+          <w:color w:val="auto"/>
+          <w:sz w:val="20"/>
+          <w:szCs w:val="20"/>
+        </w:rPr>
+        <w:t>,</w:t>
+      </w:r>
+      <w:r>
+        <w:rPr>
+          <w:color w:val="auto"/>
+          <w:sz w:val="20"/>
+          <w:szCs w:val="20"/>
+        </w:rPr>
+        <w:t xml:space="preserve"> Vite,</w:t>
+      </w:r>
+      <w:r>
+        <w:rPr>
+          <w:color w:val="auto"/>
+          <w:sz w:val="20"/>
+          <w:szCs w:val="20"/>
+        </w:rPr>
+        <w:t xml:space="preserve"> </w:t>
+      </w:r>
+      <w:proofErr w:type="spellStart"/>
+      <w:r>
+        <w:rPr>
+          <w:color w:val="auto"/>
+          <w:sz w:val="20"/>
+          <w:szCs w:val="20"/>
+        </w:rPr>
         <w:t>Shadcn</w:t>
       </w:r>
       <w:proofErr w:type="spellEnd"/>
@@ -533,6 +583,14 @@
           <w:szCs w:val="20"/>
         </w:rPr>
         <w:t xml:space="preserve">, Chakra UI, </w:t>
+      </w:r>
+      <w:r>
+        <w:rPr>
+          <w:color w:val="auto"/>
+          <w:sz w:val="20"/>
+          <w:szCs w:val="20"/>
+        </w:rPr>
+        <w:t xml:space="preserve">Vue, </w:t>
       </w:r>
       <w:proofErr w:type="spellStart"/>
       <w:r>
@@ -672,7 +730,49 @@
           <w:sz w:val="20"/>
           <w:szCs w:val="20"/>
         </w:rPr>
-        <w:t xml:space="preserve"> OpenAI API, Anthropic API, GPT-4o, Claude, Amazon Bedrock, Amazon SageMaker, LLM-as-Judge Evaluation, Retrieval-Augmented Generation (RAG), Prompt Engineering, </w:t>
+        <w:t xml:space="preserve"> OpenAI API, Anthropic API, Claude, </w:t>
+      </w:r>
+      <w:proofErr w:type="spellStart"/>
+      <w:r>
+        <w:rPr>
+          <w:color w:val="auto"/>
+          <w:sz w:val="20"/>
+          <w:szCs w:val="20"/>
+        </w:rPr>
+        <w:t>Jev</w:t>
+      </w:r>
+      <w:proofErr w:type="spellEnd"/>
+      <w:r>
+        <w:rPr>
+          <w:color w:val="auto"/>
+          <w:sz w:val="20"/>
+          <w:szCs w:val="20"/>
+        </w:rPr>
+        <w:t xml:space="preserve">, </w:t>
+      </w:r>
+      <w:r>
+        <w:rPr>
+          <w:color w:val="auto"/>
+          <w:sz w:val="20"/>
+          <w:szCs w:val="20"/>
+        </w:rPr>
+        <w:t>Amazon Bedrock, Amazon SageMaker,</w:t>
+      </w:r>
+      <w:r>
+        <w:rPr>
+          <w:color w:val="auto"/>
+          <w:sz w:val="20"/>
+          <w:szCs w:val="20"/>
+        </w:rPr>
+        <w:t xml:space="preserve"> </w:t>
+      </w:r>
+      <w:r>
+        <w:rPr>
+          <w:color w:val="auto"/>
+          <w:sz w:val="20"/>
+          <w:szCs w:val="20"/>
+        </w:rPr>
+        <w:t xml:space="preserve">LLM-as-Judge Evaluation, Retrieval-Augmented Generation (RAG), Prompt Engineering, </w:t>
       </w:r>
       <w:proofErr w:type="spellStart"/>
       <w:r>
@@ -820,7 +920,7 @@
           <w:sz w:val="20"/>
           <w:szCs w:val="20"/>
         </w:rPr>
-        <w:t xml:space="preserve"> AWS EC2, AWS Lambda, Amazon S3, Route53, </w:t>
+        <w:t xml:space="preserve"> AWS EC2, AWS Lambda, Amazon S3, </w:t>
       </w:r>
       <w:proofErr w:type="spellStart"/>
       <w:r>
@@ -1678,6 +1778,17 @@
     </w:p>
     <w:p>
       <w:pPr>
+        <w:spacing w:before="60" w:after="0" w:line="240" w:lineRule="auto"/>
+        <w:jc w:val="both"/>
+        <w:rPr>
+          <w:color w:val="auto"/>
+          <w:sz w:val="20"/>
+          <w:szCs w:val="20"/>
+        </w:rPr>
+      </w:pPr>
+    </w:p>
+    <w:p>
+      <w:pPr>
         <w:shd w:val="clear" w:color="auto" w:fill="E8E8E8" w:themeFill="background2"/>
         <w:tabs>
           <w:tab w:val="left" w:pos="8730"/>
@@ -1701,6 +1812,7 @@
           <w:sz w:val="20"/>
           <w:szCs w:val="20"/>
         </w:rPr>
+        <w:lastRenderedPageBreak/>
         <w:t>SOFTWARE ENGINEER</w:t>
       </w:r>
       <w:r>
@@ -1786,7 +1898,6 @@
           <w:sz w:val="20"/>
           <w:szCs w:val="20"/>
         </w:rPr>
-        <w:lastRenderedPageBreak/>
         <w:t>Black Flag Design</w:t>
       </w:r>
       <w:r>
@@ -2149,7 +2260,7 @@
           <w:sz w:val="20"/>
           <w:szCs w:val="20"/>
         </w:rPr>
-        <w:t>Architected interactive 3D solution-space visualization using React Three Fiber, six-dimensional quality vectors, centroid clustering, and GPT-4o-assisted cluster labeling.</w:t>
+        <w:t>Architected interactive 3D solution-space visualization using React Three Fiber, six-dimensional quality vectors, centroid clustering, and GPT-assisted cluster labeling.</w:t>
       </w:r>
       <w:r>
         <w:rPr>
@@ -2510,7 +2621,25 @@
           <w:sz w:val="20"/>
           <w:szCs w:val="20"/>
         </w:rPr>
-        <w:t>, S3, and Route53 resources for each district.</w:t>
+        <w:t xml:space="preserve">, </w:t>
+      </w:r>
+      <w:r>
+        <w:rPr>
+          <w:color w:val="auto"/>
+          <w:kern w:val="0"/>
+          <w:sz w:val="20"/>
+          <w:szCs w:val="20"/>
+        </w:rPr>
+        <w:t xml:space="preserve">and </w:t>
+      </w:r>
+      <w:r>
+        <w:rPr>
+          <w:color w:val="auto"/>
+          <w:kern w:val="0"/>
+          <w:sz w:val="20"/>
+          <w:szCs w:val="20"/>
+        </w:rPr>
+        <w:t>S3 resources for each district.</w:t>
       </w:r>
       <w:r>
         <w:rPr>
@@ -2541,6 +2670,15 @@
         <w:t>Supabase</w:t>
       </w:r>
       <w:proofErr w:type="spellEnd"/>
+      <w:r>
+        <w:rPr>
+          <w:color w:val="auto"/>
+          <w:kern w:val="0"/>
+          <w:sz w:val="20"/>
+          <w:szCs w:val="20"/>
+        </w:rPr>
+        <w:t>,</w:t>
+      </w:r>
       <w:r>
         <w:rPr>
           <w:color w:val="auto"/>
@@ -3288,7 +3426,7 @@
     </w:p>
     <w:p>
       <w:pPr>
-        <w:spacing w:after="0" w:line="240" w:lineRule="auto"/>
+        <w:spacing w:after="0" w:line="280" w:lineRule="exact"/>
         <w:ind w:left="0" w:firstLine="0"/>
         <w:jc w:val="both"/>
         <w:rPr>
@@ -3326,7 +3464,7 @@
     </w:p>
     <w:p>
       <w:pPr>
-        <w:spacing w:after="0" w:line="240" w:lineRule="auto"/>
+        <w:spacing w:after="0" w:line="280" w:lineRule="exact"/>
         <w:ind w:left="0" w:firstLine="0"/>
         <w:jc w:val="both"/>
         <w:rPr>
@@ -3439,7 +3577,7 @@
     </w:p>
     <w:p>
       <w:pPr>
-        <w:spacing w:after="0" w:line="240" w:lineRule="auto"/>
+        <w:spacing w:after="0" w:line="280" w:lineRule="exact"/>
         <w:ind w:left="0"/>
         <w:jc w:val="both"/>
         <w:rPr>
@@ -3494,7 +3632,7 @@
     </w:p>
     <w:p>
       <w:pPr>
-        <w:spacing w:after="0" w:line="240" w:lineRule="auto"/>
+        <w:spacing w:after="0" w:line="280" w:lineRule="exact"/>
         <w:ind w:left="0"/>
         <w:jc w:val="both"/>
         <w:rPr>
@@ -3788,16 +3926,6 @@
         <w:sz w:val="24"/>
       </w:rPr>
       <w:tab/>
-    </w:r>
-    <w:r>
-      <w:rPr>
-        <w:b/>
-        <w:bCs/>
-        <w:color w:val="000000" w:themeColor="text1"/>
-        <w:sz w:val="24"/>
-      </w:rPr>
-      <w:tab/>
-      <w:t>Page 2</w:t>
     </w:r>
   </w:p>
 </w:hdr>
